--- a/generador/plantillas/3_Invitacion_comparacion.docx
+++ b/generador/plantillas/3_Invitacion_comparacion.docx
@@ -62,39 +62,16 @@
           <w:lang w:val="es-ES_tradnl"/>
         </w:rPr>
       </w:pPr>
-      <w:sdt>
-        <w:sdtPr>
-          <w:rPr>
-            <w:rFonts w:ascii="Titillium Web" w:hAnsi="Titillium Web"/>
-            <w:spacing w:val="-3"/>
-            <w:sz w:val="22"/>
-            <w:szCs w:val="22"/>
-            <w:lang w:val="es-ES_tradnl"/>
-          </w:rPr>
-          <w:id w:val="471178305"/>
-          <w:placeholder>
-            <w:docPart w:val="C2C6E8CFE402417792449DD350CA7FF6"/>
-          </w:placeholder>
-          <w:comboBox>
-            <w:listItem w:value="Elija un elemento."/>
-            <w:listItem w:displayText="Señor" w:value="Señor"/>
-            <w:listItem w:displayText="Señora" w:value="Señora"/>
-            <w:listItem w:displayText="Señores" w:value="Señores"/>
-          </w:comboBox>
-        </w:sdtPr>
-        <w:sdtContent>
-          <w:r>
-            <w:rPr>
-              <w:rFonts w:ascii="Titillium Web" w:hAnsi="Titillium Web"/>
-              <w:spacing w:val="-3"/>
-              <w:sz w:val="22"/>
-              <w:szCs w:val="22"/>
-              <w:lang w:val="es-ES_tradnl"/>
-            </w:rPr>
-            <w:t>Señor</w:t>
-          </w:r>
-        </w:sdtContent>
-      </w:sdt>
+      <w:r>
+        <w:rPr>
+          <w:rFonts w:ascii="Titillium Web" w:hAnsi="Titillium Web"/>
+          <w:spacing w:val="-3"/>
+          <w:sz w:val="22"/>
+          <w:szCs w:val="22"/>
+          <w:lang w:val="es-ES_tradnl"/>
+        </w:rPr>
+        <w:t xml:space="preserve">{proveedorTrato}</w:t>
+      </w:r>
       <w:r>
         <w:rPr>
           <w:rFonts w:ascii="Titillium Web" w:hAnsi="Titillium Web"/>
@@ -289,40 +266,16 @@
         </w:rPr>
         <w:t xml:space="preserve">Obtención de la cotización para la </w:t>
       </w:r>
-      <w:sdt>
-        <w:sdtPr>
-          <w:rPr>
-            <w:rFonts w:ascii="Titillium Web" w:hAnsi="Titillium Web"/>
-            <w:spacing w:val="-3"/>
-            <w:sz w:val="22"/>
-            <w:szCs w:val="22"/>
-            <w:lang w:val="es-EC"/>
-          </w:rPr>
-          <w:alias w:val="Bien o servicio"/>
-          <w:tag w:val="Bien o servicio"/>
-          <w:id w:val="-1633086240"/>
-          <w:placeholder>
-            <w:docPart w:val="14832D90E4D149AC9BEC5FDB96A539F0"/>
-          </w:placeholder>
-          <w:temporary/>
-          <w:comboBox>
-            <w:listItem w:displayText="adquisición del bien" w:value="adquisición del bien"/>
-            <w:listItem w:displayText="contratación del servicio" w:value="contratación del servicio"/>
-          </w:comboBox>
-        </w:sdtPr>
-        <w:sdtContent>
-          <w:r>
-            <w:rPr>
-              <w:rFonts w:ascii="Titillium Web" w:hAnsi="Titillium Web"/>
-              <w:spacing w:val="-3"/>
-              <w:sz w:val="22"/>
-              <w:szCs w:val="22"/>
-              <w:lang w:val="es-EC"/>
-            </w:rPr>
-            <w:t>adquisición del bien/ contratación del servicio</w:t>
-          </w:r>
-        </w:sdtContent>
-      </w:sdt>
+      <w:r>
+        <w:rPr>
+          <w:rFonts w:ascii="Titillium Web" w:hAnsi="Titillium Web"/>
+          <w:spacing w:val="-3"/>
+          <w:sz w:val="22"/>
+          <w:szCs w:val="22"/>
+          <w:lang w:val="es-EC"/>
+        </w:rPr>
+        <w:t xml:space="preserve">{adquisicionBienContratacionServicio}</w:t>
+      </w:r>
       <w:r>
         <w:rPr>
           <w:rFonts w:ascii="Titillium Web" w:hAnsi="Titillium Web"/>
@@ -355,48 +308,16 @@
         </w:rPr>
         <w:t xml:space="preserve">, conforme a los requerimientos técnicos y condiciones determinados por </w:t>
       </w:r>
-      <w:sdt>
-        <w:sdtPr>
-          <w:rPr>
-            <w:rFonts w:ascii="Titillium Web" w:hAnsi="Titillium Web"/>
-            <w:spacing w:val="-3"/>
-            <w:sz w:val="22"/>
-            <w:szCs w:val="22"/>
-            <w:lang w:val="es-EC"/>
-          </w:rPr>
-          <w:id w:val="2046713925"/>
-          <w:placeholder>
-            <w:docPart w:val="DefaultPlaceholder_-1854013438"/>
-          </w:placeholder>
-          <w:temporary/>
-          <w:comboBox>
-            <w:listItem w:displayText="el" w:value="el"/>
-            <w:listItem w:displayText="la" w:value="la"/>
-          </w:comboBox>
-        </w:sdtPr>
-        <w:sdtContent>
-          <w:r>
-            <w:rPr>
-              <w:rFonts w:ascii="Titillium Web" w:hAnsi="Titillium Web"/>
-              <w:spacing w:val="-3"/>
-              <w:sz w:val="22"/>
-              <w:szCs w:val="22"/>
-              <w:lang w:val="es-EC"/>
-            </w:rPr>
-            <w:t>el</w:t>
-          </w:r>
-          <w:r>
-            <w:rPr>
-              <w:rFonts w:ascii="Titillium Web" w:hAnsi="Titillium Web"/>
-              <w:spacing w:val="-3"/>
-              <w:sz w:val="22"/>
-              <w:szCs w:val="22"/>
-              <w:lang w:val="es-EC"/>
-            </w:rPr>
-            <w:t>/la</w:t>
-          </w:r>
-        </w:sdtContent>
-      </w:sdt>
+      <w:r>
+        <w:rPr>
+          <w:rFonts w:ascii="Titillium Web" w:hAnsi="Titillium Web"/>
+          <w:spacing w:val="-3"/>
+          <w:sz w:val="22"/>
+          <w:szCs w:val="22"/>
+          <w:lang w:val="es-EC"/>
+        </w:rPr>
+        <w:t xml:space="preserve">{ellaAP}</w:t>
+      </w:r>
       <w:r>
         <w:rPr>
           <w:rFonts w:ascii="Titillium Web" w:hAnsi="Titillium Web"/>
@@ -896,40 +817,16 @@
         </w:rPr>
         <w:t xml:space="preserve">El plazo para la entrega </w:t>
       </w:r>
-      <w:sdt>
-        <w:sdtPr>
-          <w:rPr>
-            <w:rFonts w:ascii="Titillium Web" w:hAnsi="Titillium Web"/>
-            <w:spacing w:val="-3"/>
-            <w:sz w:val="22"/>
-            <w:szCs w:val="22"/>
-            <w:lang w:val="es-EC"/>
-          </w:rPr>
-          <w:id w:val="1672444235"/>
-          <w:placeholder>
-            <w:docPart w:val="7DAADEC3A33040F888C62E8E787FEC37"/>
-          </w:placeholder>
-          <w:temporary/>
-          <w:comboBox>
-            <w:listItem w:displayText="del bien" w:value="del bien"/>
-            <w:listItem w:displayText="de los bienes" w:value="de los bienes"/>
-            <w:listItem w:displayText="del servicio" w:value="del servicio"/>
-            <w:listItem w:displayText="de los servicios" w:value="de los servicios"/>
-          </w:comboBox>
-        </w:sdtPr>
-        <w:sdtContent>
-          <w:r>
-            <w:rPr>
-              <w:rFonts w:ascii="Titillium Web" w:hAnsi="Titillium Web"/>
-              <w:spacing w:val="-3"/>
-              <w:sz w:val="22"/>
-              <w:szCs w:val="22"/>
-              <w:lang w:val="es-EC"/>
-            </w:rPr>
-            <w:t>del/los bien/bienes/servicio/servicios</w:t>
-          </w:r>
-        </w:sdtContent>
-      </w:sdt>
+      <w:r>
+        <w:rPr>
+          <w:rFonts w:ascii="Titillium Web" w:hAnsi="Titillium Web"/>
+          <w:spacing w:val="-3"/>
+          <w:sz w:val="22"/>
+          <w:szCs w:val="22"/>
+          <w:lang w:val="es-EC"/>
+        </w:rPr>
+        <w:t xml:space="preserve">{delBienDelServicio}</w:t>
+      </w:r>
       <w:r>
         <w:rPr>
           <w:rFonts w:ascii="Titillium Web" w:hAnsi="Titillium Web"/>
@@ -950,38 +847,16 @@
         </w:rPr>
         <w:t xml:space="preserve">es de {plazo} </w:t>
       </w:r>
-      <w:sdt>
-        <w:sdtPr>
-          <w:rPr>
-            <w:rFonts w:ascii="Titillium Web" w:hAnsi="Titillium Web"/>
-            <w:spacing w:val="-3"/>
-            <w:sz w:val="22"/>
-            <w:szCs w:val="22"/>
-            <w:lang w:val="es-EC"/>
-          </w:rPr>
-          <w:id w:val="1694655629"/>
-          <w:placeholder>
-            <w:docPart w:val="735C4946B7C144C484CE19791DA47357"/>
-          </w:placeholder>
-          <w:temporary/>
-          <w:comboBox>
-            <w:listItem w:displayText="día" w:value="día"/>
-            <w:listItem w:displayText="días" w:value="días"/>
-          </w:comboBox>
-        </w:sdtPr>
-        <w:sdtContent>
-          <w:r>
-            <w:rPr>
-              <w:rFonts w:ascii="Titillium Web" w:hAnsi="Titillium Web"/>
-              <w:spacing w:val="-3"/>
-              <w:sz w:val="22"/>
-              <w:szCs w:val="22"/>
-              <w:lang w:val="es-EC"/>
-            </w:rPr>
-            <w:t>día/s</w:t>
-          </w:r>
-        </w:sdtContent>
-      </w:sdt>
+      <w:r>
+        <w:rPr>
+          <w:rFonts w:ascii="Titillium Web" w:hAnsi="Titillium Web"/>
+          <w:spacing w:val="-3"/>
+          <w:sz w:val="22"/>
+          <w:szCs w:val="22"/>
+          <w:lang w:val="es-EC"/>
+        </w:rPr>
+        <w:t xml:space="preserve">{diaDias}</w:t>
+      </w:r>
       <w:r>
         <w:rPr>
           <w:rFonts w:ascii="Titillium Web" w:hAnsi="Titillium Web"/>
@@ -992,38 +867,16 @@
         </w:rPr>
         <w:t xml:space="preserve"> calendario </w:t>
       </w:r>
-      <w:sdt>
-        <w:sdtPr>
-          <w:rPr>
-            <w:rFonts w:ascii="Titillium Web" w:hAnsi="Titillium Web"/>
-            <w:spacing w:val="-3"/>
-            <w:sz w:val="22"/>
-            <w:szCs w:val="22"/>
-            <w:lang w:val="es-EC"/>
-          </w:rPr>
-          <w:id w:val="1085882502"/>
-          <w:placeholder>
-            <w:docPart w:val="C5B8F2569C254D41BA53E3C18A1AD9D3"/>
-          </w:placeholder>
-          <w:temporary/>
-          <w:comboBox>
-            <w:listItem w:displayText=" contado" w:value=" contado"/>
-            <w:listItem w:displayText="contados" w:value="contados"/>
-          </w:comboBox>
-        </w:sdtPr>
-        <w:sdtContent>
-          <w:r>
-            <w:rPr>
-              <w:rFonts w:ascii="Titillium Web" w:hAnsi="Titillium Web"/>
-              <w:spacing w:val="-3"/>
-              <w:sz w:val="22"/>
-              <w:szCs w:val="22"/>
-              <w:lang w:val="es-EC"/>
-            </w:rPr>
-            <w:t>contado/s</w:t>
-          </w:r>
-        </w:sdtContent>
-      </w:sdt>
+      <w:r>
+        <w:rPr>
+          <w:rFonts w:ascii="Titillium Web" w:hAnsi="Titillium Web"/>
+          <w:spacing w:val="-3"/>
+          <w:sz w:val="22"/>
+          <w:szCs w:val="22"/>
+          <w:lang w:val="es-EC"/>
+        </w:rPr>
+        <w:t xml:space="preserve">{contadoContados}</w:t>
+      </w:r>
       <w:r>
         <w:rPr>
           <w:rFonts w:ascii="Titillium Web" w:hAnsi="Titillium Web"/>
@@ -1972,38 +1825,16 @@
         </w:rPr>
         <w:t xml:space="preserve">En caso de que sea </w:t>
       </w:r>
-      <w:sdt>
-        <w:sdtPr>
-          <w:rPr>
-            <w:rFonts w:ascii="Titillium Web" w:hAnsi="Titillium Web"/>
-            <w:spacing w:val="-3"/>
-            <w:sz w:val="22"/>
-            <w:szCs w:val="22"/>
-            <w:lang w:val="es-EC"/>
-          </w:rPr>
-          <w:id w:val="685410898"/>
-          <w:placeholder>
-            <w:docPart w:val="C6C0C6FC164445C6AC9AB0FE6577DCE5"/>
-          </w:placeholder>
-          <w:temporary/>
-          <w:comboBox>
-            <w:listItem w:displayText="adjudicado" w:value="adjudicado"/>
-            <w:listItem w:displayText="adjudicada" w:value="adjudicada"/>
-          </w:comboBox>
-        </w:sdtPr>
-        <w:sdtContent>
-          <w:r>
-            <w:rPr>
-              <w:rFonts w:ascii="Titillium Web" w:hAnsi="Titillium Web"/>
-              <w:spacing w:val="-3"/>
-              <w:sz w:val="22"/>
-              <w:szCs w:val="22"/>
-              <w:lang w:val="es-EC"/>
-            </w:rPr>
-            <w:t>adjudicado/a</w:t>
-          </w:r>
-        </w:sdtContent>
-      </w:sdt>
+      <w:r>
+        <w:rPr>
+          <w:rFonts w:ascii="Titillium Web" w:hAnsi="Titillium Web"/>
+          <w:spacing w:val="-3"/>
+          <w:sz w:val="22"/>
+          <w:szCs w:val="22"/>
+          <w:lang w:val="es-EC"/>
+        </w:rPr>
+        <w:t xml:space="preserve">{adjudicadoA}</w:t>
+      </w:r>
       <w:r>
         <w:rPr>
           <w:rFonts w:ascii="Titillium Web" w:hAnsi="Titillium Web"/>
@@ -2024,38 +1855,16 @@
         </w:rPr>
         <w:t xml:space="preserve">na vez </w:t>
       </w:r>
-      <w:sdt>
-        <w:sdtPr>
-          <w:rPr>
-            <w:rFonts w:ascii="Titillium Web" w:hAnsi="Titillium Web"/>
-            <w:spacing w:val="-3"/>
-            <w:sz w:val="22"/>
-            <w:szCs w:val="22"/>
-            <w:lang w:val="es-EC"/>
-          </w:rPr>
-          <w:id w:val="-1206872789"/>
-          <w:placeholder>
-            <w:docPart w:val="DefaultPlaceholder_-1854013438"/>
-          </w:placeholder>
-          <w:temporary/>
-          <w:comboBox>
-            <w:listItem w:displayText="finalizado el servicio" w:value="finalizado el servicio"/>
-            <w:listItem w:displayText="se han entregado los bienes" w:value="se han entregado los bienes"/>
-          </w:comboBox>
-        </w:sdtPr>
-        <w:sdtContent>
-          <w:r>
-            <w:rPr>
-              <w:rFonts w:ascii="Titillium Web" w:hAnsi="Titillium Web"/>
-              <w:spacing w:val="-3"/>
-              <w:sz w:val="22"/>
-              <w:szCs w:val="22"/>
-              <w:lang w:val="es-EC"/>
-            </w:rPr>
-            <w:t>finalizado el servicio/se han entregado los bienes</w:t>
-          </w:r>
-        </w:sdtContent>
-      </w:sdt>
+      <w:r>
+        <w:rPr>
+          <w:rFonts w:ascii="Titillium Web" w:hAnsi="Titillium Web"/>
+          <w:spacing w:val="-3"/>
+          <w:sz w:val="22"/>
+          <w:szCs w:val="22"/>
+          <w:lang w:val="es-EC"/>
+        </w:rPr>
+        <w:t xml:space="preserve">{finalizadoEntregado}</w:t>
+      </w:r>
       <w:r>
         <w:rPr>
           <w:rFonts w:ascii="Titillium Web" w:hAnsi="Titillium Web"/>
@@ -2066,39 +1875,16 @@
         </w:rPr>
         <w:t xml:space="preserve">, </w:t>
       </w:r>
-      <w:sdt>
-        <w:sdtPr>
-          <w:rPr>
-            <w:rFonts w:ascii="Titillium Web" w:hAnsi="Titillium Web"/>
-            <w:spacing w:val="-3"/>
-            <w:sz w:val="22"/>
-            <w:szCs w:val="22"/>
-            <w:lang w:val="es-EC"/>
-          </w:rPr>
-          <w:id w:val="649633187"/>
-          <w:placeholder>
-            <w:docPart w:val="9C6806F400184C19A4A25D55F0FADEEE"/>
-          </w:placeholder>
-          <w:temporary/>
-          <w:comboBox>
-            <w:listItem w:value="Elija un elemento."/>
-            <w:listItem w:displayText="el administrador" w:value="el administrador"/>
-            <w:listItem w:displayText="la administradora" w:value="la administradora"/>
-          </w:comboBox>
-        </w:sdtPr>
-        <w:sdtContent>
-          <w:r>
-            <w:rPr>
-              <w:rFonts w:ascii="Titillium Web" w:hAnsi="Titillium Web"/>
-              <w:spacing w:val="-3"/>
-              <w:sz w:val="22"/>
-              <w:szCs w:val="22"/>
-              <w:lang w:val="es-EC"/>
-            </w:rPr>
-            <w:t>el/la administrador/a</w:t>
-          </w:r>
-        </w:sdtContent>
-      </w:sdt>
+      <w:r>
+        <w:rPr>
+          <w:rFonts w:ascii="Titillium Web" w:hAnsi="Titillium Web"/>
+          <w:spacing w:val="-3"/>
+          <w:sz w:val="22"/>
+          <w:szCs w:val="22"/>
+          <w:lang w:val="es-EC"/>
+        </w:rPr>
+        <w:t xml:space="preserve">{ellaadministradorOrden}</w:t>
+      </w:r>
       <w:r>
         <w:rPr>
           <w:rFonts w:ascii="Titillium Web" w:hAnsi="Titillium Web"/>
@@ -2268,40 +2054,17 @@
           <w:lang w:val="es-ES_tradnl"/>
         </w:rPr>
       </w:pPr>
-      <w:sdt>
-        <w:sdtPr>
-          <w:rPr>
-            <w:rFonts w:ascii="Titillium Web" w:hAnsi="Titillium Web"/>
-            <w:b/>
-            <w:spacing w:val="-3"/>
-            <w:sz w:val="22"/>
-            <w:szCs w:val="22"/>
-            <w:lang w:val="es-ES_tradnl"/>
-          </w:rPr>
-          <w:id w:val="-2080502069"/>
-          <w:placeholder>
-            <w:docPart w:val="142A4718E1D14664819BB924FB1FEF7A"/>
-          </w:placeholder>
-          <w:comboBox>
-            <w:listItem w:value="Elija un elemento."/>
-            <w:listItem w:displayText="Administrador" w:value="Administrador"/>
-            <w:listItem w:displayText="Administradora" w:value="Administradora"/>
-          </w:comboBox>
-        </w:sdtPr>
-        <w:sdtContent>
-          <w:r>
-            <w:rPr>
-              <w:rFonts w:ascii="Titillium Web" w:hAnsi="Titillium Web"/>
-              <w:b/>
-              <w:spacing w:val="-3"/>
-              <w:sz w:val="22"/>
-              <w:szCs w:val="22"/>
-              <w:lang w:val="es-ES_tradnl"/>
-            </w:rPr>
-            <w:t>Administrador</w:t>
-          </w:r>
-        </w:sdtContent>
-      </w:sdt>
+      <w:r>
+        <w:rPr>
+          <w:rFonts w:ascii="Titillium Web" w:hAnsi="Titillium Web"/>
+          <w:b/>
+          <w:spacing w:val="-3"/>
+          <w:sz w:val="22"/>
+          <w:szCs w:val="22"/>
+          <w:lang w:val="es-ES_tradnl"/>
+        </w:rPr>
+        <w:t xml:space="preserve">{AdministradoraAP}</w:t>
+      </w:r>
       <w:r>
         <w:rPr>
           <w:rFonts w:ascii="Titillium Web" w:hAnsi="Titillium Web"/>

--- a/generador/plantillas/3_Invitacion_comparacion.docx
+++ b/generador/plantillas/3_Invitacion_comparacion.docx
@@ -317,6 +317,16 @@
           <w:lang w:val="es-EC"/>
         </w:rPr>
         <w:t xml:space="preserve">{ellaAP}</w:t>
+      </w:r>
+      <w:r>
+        <w:rPr>
+          <w:rFonts w:ascii="Titillium Web" w:hAnsi="Titillium Web"/>
+          <w:spacing w:val="-3"/>
+          <w:sz w:val="22"/>
+          <w:szCs w:val="22"/>
+          <w:lang w:val="es-EC"/>
+        </w:rPr>
+        <w:t xml:space="preserve"/>
       </w:r>
       <w:r>
         <w:rPr>

--- a/generador/plantillas/3_Invitacion_comparacion.docx
+++ b/generador/plantillas/3_Invitacion_comparacion.docx
@@ -9,8 +9,8 @@
         <w:rPr>
           <w:rFonts w:ascii="Titillium Web" w:hAnsi="Titillium Web"/>
           <w:spacing w:val="-3"/>
-          <w:sz w:val="22"/>
-          <w:szCs w:val="22"/>
+          <w:sz w:val="20"/>
+          <w:szCs w:val="20"/>
           <w:lang w:val="es-ES_tradnl"/>
         </w:rPr>
       </w:pPr>
@@ -19,8 +19,8 @@
         <w:rPr>
           <w:rFonts w:ascii="Titillium Web" w:hAnsi="Titillium Web"/>
           <w:spacing w:val="-3"/>
-          <w:sz w:val="22"/>
-          <w:szCs w:val="22"/>
+          <w:sz w:val="20"/>
+          <w:szCs w:val="20"/>
           <w:lang w:val="es-ES_tradnl"/>
         </w:rPr>
         <w:t>{fechaInvitacion}</w:t>
@@ -31,8 +31,8 @@
           <w:rStyle w:val="Refdecomentario"/>
           <w:rFonts w:ascii="Titillium Web" w:hAnsi="Titillium Web"/>
           <w:spacing w:val="-3"/>
-          <w:sz w:val="22"/>
-          <w:szCs w:val="22"/>
+          <w:sz w:val="20"/>
+          <w:szCs w:val="20"/>
           <w:lang w:val="es-ES_tradnl"/>
         </w:rPr>
         <w:commentReference w:id="0"/>
@@ -44,8 +44,8 @@
         <w:rPr>
           <w:rFonts w:ascii="Titillium Web" w:hAnsi="Titillium Web"/>
           <w:spacing w:val="-3"/>
-          <w:sz w:val="22"/>
-          <w:szCs w:val="22"/>
+          <w:sz w:val="20"/>
+          <w:szCs w:val="20"/>
           <w:lang w:val="es-ES_tradnl"/>
         </w:rPr>
       </w:pPr>
@@ -57,8 +57,8 @@
           <w:rFonts w:ascii="Titillium Web" w:hAnsi="Titillium Web"/>
           <w:b/>
           <w:spacing w:val="-3"/>
-          <w:sz w:val="22"/>
-          <w:szCs w:val="22"/>
+          <w:sz w:val="20"/>
+          <w:szCs w:val="20"/>
           <w:lang w:val="es-ES_tradnl"/>
         </w:rPr>
       </w:pPr>
@@ -66,19 +66,19 @@
         <w:rPr>
           <w:rFonts w:ascii="Titillium Web" w:hAnsi="Titillium Web"/>
           <w:spacing w:val="-3"/>
-          <w:sz w:val="22"/>
-          <w:szCs w:val="22"/>
+          <w:sz w:val="20"/>
+          <w:szCs w:val="20"/>
           <w:lang w:val="es-ES_tradnl"/>
         </w:rPr>
-        <w:t xml:space="preserve">{proveedorTrato}</w:t>
+        <w:t>{proveedorTrato}</w:t>
       </w:r>
       <w:r>
         <w:rPr>
           <w:rFonts w:ascii="Titillium Web" w:hAnsi="Titillium Web"/>
           <w:bCs/>
           <w:spacing w:val="-3"/>
-          <w:sz w:val="22"/>
-          <w:szCs w:val="22"/>
+          <w:sz w:val="20"/>
+          <w:szCs w:val="20"/>
           <w:lang w:val="es-ES_tradnl"/>
         </w:rPr>
         <w:t>:</w:t>
@@ -91,8 +91,8 @@
           <w:rFonts w:ascii="Titillium Web" w:hAnsi="Titillium Web"/>
           <w:b/>
           <w:spacing w:val="-3"/>
-          <w:sz w:val="22"/>
-          <w:szCs w:val="22"/>
+          <w:sz w:val="20"/>
+          <w:szCs w:val="20"/>
           <w:lang w:val="es-ES_tradnl"/>
         </w:rPr>
       </w:pPr>
@@ -101,8 +101,8 @@
           <w:rFonts w:ascii="Titillium Web" w:hAnsi="Titillium Web"/>
           <w:b/>
           <w:spacing w:val="-3"/>
-          <w:sz w:val="22"/>
-          <w:szCs w:val="22"/>
+          <w:sz w:val="20"/>
+          <w:szCs w:val="20"/>
           <w:lang w:val="es-ES_tradnl"/>
         </w:rPr>
         <w:t>{invitado}</w:t>
@@ -114,8 +114,8 @@
         <w:rPr>
           <w:rFonts w:ascii="Titillium Web" w:hAnsi="Titillium Web"/>
           <w:spacing w:val="-3"/>
-          <w:sz w:val="22"/>
-          <w:szCs w:val="22"/>
+          <w:sz w:val="20"/>
+          <w:szCs w:val="20"/>
           <w:lang w:val="es-ES_tradnl"/>
         </w:rPr>
       </w:pPr>
@@ -123,8 +123,8 @@
         <w:rPr>
           <w:rFonts w:ascii="Titillium Web" w:hAnsi="Titillium Web"/>
           <w:spacing w:val="-3"/>
-          <w:sz w:val="22"/>
-          <w:szCs w:val="22"/>
+          <w:sz w:val="20"/>
+          <w:szCs w:val="20"/>
           <w:lang w:val="es-ES_tradnl"/>
         </w:rPr>
         <w:t>Ciudad.-</w:t>
@@ -136,8 +136,8 @@
         <w:rPr>
           <w:rFonts w:ascii="Titillium Web" w:hAnsi="Titillium Web"/>
           <w:spacing w:val="-3"/>
-          <w:sz w:val="22"/>
-          <w:szCs w:val="22"/>
+          <w:sz w:val="20"/>
+          <w:szCs w:val="20"/>
           <w:lang w:val="es-ES_tradnl"/>
         </w:rPr>
       </w:pPr>
@@ -148,17 +148,17 @@
         <w:rPr>
           <w:rFonts w:ascii="Titillium Web" w:hAnsi="Titillium Web"/>
           <w:spacing w:val="-3"/>
-          <w:sz w:val="22"/>
-          <w:szCs w:val="22"/>
-          <w:lang w:val="es-EC"/>
-        </w:rPr>
-      </w:pPr>
-      <w:r>
-        <w:rPr>
-          <w:rFonts w:ascii="Titillium Web" w:hAnsi="Titillium Web"/>
-          <w:spacing w:val="-3"/>
-          <w:sz w:val="22"/>
-          <w:szCs w:val="22"/>
+          <w:sz w:val="20"/>
+          <w:szCs w:val="20"/>
+          <w:lang w:val="es-EC"/>
+        </w:rPr>
+      </w:pPr>
+      <w:r>
+        <w:rPr>
+          <w:rFonts w:ascii="Titillium Web" w:hAnsi="Titillium Web"/>
+          <w:spacing w:val="-3"/>
+          <w:sz w:val="20"/>
+          <w:szCs w:val="20"/>
           <w:lang w:val="es-EC"/>
         </w:rPr>
         <w:t xml:space="preserve">El Fondo de Inversión Ambiental Sostenible (FIAS), en su calidad de administrador del Fondo de Áreas Protegidas (FAP), a través de la administración del área protegida </w:t>
@@ -169,8 +169,8 @@
           <w:b/>
           <w:bCs/>
           <w:spacing w:val="-3"/>
-          <w:sz w:val="22"/>
-          <w:szCs w:val="22"/>
+          <w:sz w:val="20"/>
+          <w:szCs w:val="20"/>
           <w:lang w:val="es-EC"/>
         </w:rPr>
         <w:t>{area}</w:t>
@@ -179,8 +179,8 @@
         <w:rPr>
           <w:rFonts w:ascii="Titillium Web" w:hAnsi="Titillium Web"/>
           <w:spacing w:val="-3"/>
-          <w:sz w:val="22"/>
-          <w:szCs w:val="22"/>
+          <w:sz w:val="20"/>
+          <w:szCs w:val="20"/>
           <w:lang w:val="es-EC"/>
         </w:rPr>
         <w:t>, invita a usted y se le solicita la presentación de cotización en el proceso de Comparación de Precios, conforme a dispuesto en el Ciclo del FAP.</w:t>
@@ -192,8 +192,8 @@
         <w:rPr>
           <w:rFonts w:ascii="Titillium Web" w:hAnsi="Titillium Web"/>
           <w:spacing w:val="-3"/>
-          <w:sz w:val="22"/>
-          <w:szCs w:val="22"/>
+          <w:sz w:val="20"/>
+          <w:szCs w:val="20"/>
           <w:lang w:val="es-EC"/>
         </w:rPr>
       </w:pPr>
@@ -211,8 +211,8 @@
           <w:b/>
           <w:bCs/>
           <w:spacing w:val="-3"/>
-          <w:sz w:val="22"/>
-          <w:szCs w:val="22"/>
+          <w:sz w:val="20"/>
+          <w:szCs w:val="20"/>
           <w:lang w:val="es-EC"/>
         </w:rPr>
       </w:pPr>
@@ -222,8 +222,8 @@
           <w:b/>
           <w:bCs/>
           <w:spacing w:val="-3"/>
-          <w:sz w:val="22"/>
-          <w:szCs w:val="22"/>
+          <w:sz w:val="20"/>
+          <w:szCs w:val="20"/>
           <w:lang w:val="es-EC"/>
         </w:rPr>
         <w:t>OBJETO DE LA COTIZACIÓN</w:t>
@@ -239,8 +239,8 @@
           <w:b/>
           <w:bCs/>
           <w:spacing w:val="-3"/>
-          <w:sz w:val="22"/>
-          <w:szCs w:val="22"/>
+          <w:sz w:val="20"/>
+          <w:szCs w:val="20"/>
           <w:lang w:val="es-EC"/>
         </w:rPr>
       </w:pPr>
@@ -251,17 +251,17 @@
         <w:rPr>
           <w:rFonts w:ascii="Titillium Web" w:hAnsi="Titillium Web"/>
           <w:spacing w:val="-3"/>
-          <w:sz w:val="22"/>
-          <w:szCs w:val="22"/>
-          <w:lang w:val="es-EC"/>
-        </w:rPr>
-      </w:pPr>
-      <w:r>
-        <w:rPr>
-          <w:rFonts w:ascii="Titillium Web" w:hAnsi="Titillium Web"/>
-          <w:spacing w:val="-3"/>
-          <w:sz w:val="22"/>
-          <w:szCs w:val="22"/>
+          <w:sz w:val="20"/>
+          <w:szCs w:val="20"/>
+          <w:lang w:val="es-EC"/>
+        </w:rPr>
+      </w:pPr>
+      <w:r>
+        <w:rPr>
+          <w:rFonts w:ascii="Titillium Web" w:hAnsi="Titillium Web"/>
+          <w:spacing w:val="-3"/>
+          <w:sz w:val="20"/>
+          <w:szCs w:val="20"/>
           <w:lang w:val="es-EC"/>
         </w:rPr>
         <w:t xml:space="preserve">Obtención de la cotización para la </w:t>
@@ -270,18 +270,18 @@
         <w:rPr>
           <w:rFonts w:ascii="Titillium Web" w:hAnsi="Titillium Web"/>
           <w:spacing w:val="-3"/>
-          <w:sz w:val="22"/>
-          <w:szCs w:val="22"/>
-          <w:lang w:val="es-EC"/>
-        </w:rPr>
-        <w:t xml:space="preserve">{adquisicionBienContratacionServicio}</w:t>
-      </w:r>
-      <w:r>
-        <w:rPr>
-          <w:rFonts w:ascii="Titillium Web" w:hAnsi="Titillium Web"/>
-          <w:spacing w:val="-3"/>
-          <w:sz w:val="22"/>
-          <w:szCs w:val="22"/>
+          <w:sz w:val="20"/>
+          <w:szCs w:val="20"/>
+          <w:lang w:val="es-EC"/>
+        </w:rPr>
+        <w:t>{adquisicionBienContratacionServicio}</w:t>
+      </w:r>
+      <w:r>
+        <w:rPr>
+          <w:rFonts w:ascii="Titillium Web" w:hAnsi="Titillium Web"/>
+          <w:spacing w:val="-3"/>
+          <w:sz w:val="20"/>
+          <w:szCs w:val="20"/>
           <w:lang w:val="es-EC"/>
         </w:rPr>
         <w:t xml:space="preserve"> </w:t>
@@ -292,8 +292,8 @@
           <w:b/>
           <w:bCs/>
           <w:spacing w:val="-3"/>
-          <w:sz w:val="22"/>
-          <w:szCs w:val="22"/>
+          <w:sz w:val="20"/>
+          <w:szCs w:val="20"/>
           <w:lang w:val="es-EC"/>
         </w:rPr>
         <w:t>{objeto}</w:t>
@@ -302,41 +302,11 @@
         <w:rPr>
           <w:rFonts w:ascii="Titillium Web" w:hAnsi="Titillium Web"/>
           <w:spacing w:val="-3"/>
-          <w:sz w:val="22"/>
-          <w:szCs w:val="22"/>
-          <w:lang w:val="es-EC"/>
-        </w:rPr>
-        <w:t xml:space="preserve">, conforme a los requerimientos técnicos y condiciones determinados por </w:t>
-      </w:r>
-      <w:r>
-        <w:rPr>
-          <w:rFonts w:ascii="Titillium Web" w:hAnsi="Titillium Web"/>
-          <w:spacing w:val="-3"/>
-          <w:sz w:val="22"/>
-          <w:szCs w:val="22"/>
-          <w:lang w:val="es-EC"/>
-        </w:rPr>
-        <w:t xml:space="preserve">{ellaAP}</w:t>
-      </w:r>
-      <w:r>
-        <w:rPr>
-          <w:rFonts w:ascii="Titillium Web" w:hAnsi="Titillium Web"/>
-          <w:spacing w:val="-3"/>
-          <w:sz w:val="22"/>
-          <w:szCs w:val="22"/>
-          <w:lang w:val="es-EC"/>
-        </w:rPr>
-        <w:t xml:space="preserve"/>
-      </w:r>
-      <w:r>
-        <w:rPr>
-          <w:rFonts w:ascii="Titillium Web" w:hAnsi="Titillium Web"/>
-          <w:spacing w:val="-3"/>
-          <w:sz w:val="22"/>
-          <w:szCs w:val="22"/>
-          <w:lang w:val="es-EC"/>
-        </w:rPr>
-        <w:t xml:space="preserve"> </w:t>
+          <w:sz w:val="20"/>
+          <w:szCs w:val="20"/>
+          <w:lang w:val="es-EC"/>
+        </w:rPr>
+        <w:t xml:space="preserve">, conforme a los requerimientos técnicos y condiciones determinados por {ellaAP} </w:t>
       </w:r>
       <w:r>
         <w:rPr>
@@ -344,8 +314,8 @@
           <w:b/>
           <w:bCs/>
           <w:spacing w:val="-3"/>
-          <w:sz w:val="22"/>
-          <w:szCs w:val="22"/>
+          <w:sz w:val="20"/>
+          <w:szCs w:val="20"/>
           <w:lang w:val="es-EC"/>
         </w:rPr>
         <w:t>{area}</w:t>
@@ -354,8 +324,8 @@
         <w:rPr>
           <w:rFonts w:ascii="Titillium Web" w:hAnsi="Titillium Web"/>
           <w:spacing w:val="-3"/>
-          <w:sz w:val="22"/>
-          <w:szCs w:val="22"/>
+          <w:sz w:val="20"/>
+          <w:szCs w:val="20"/>
           <w:lang w:val="es-EC"/>
         </w:rPr>
         <w:t>.</w:t>
@@ -367,8 +337,8 @@
         <w:rPr>
           <w:rFonts w:ascii="Titillium Web" w:hAnsi="Titillium Web"/>
           <w:spacing w:val="-3"/>
-          <w:sz w:val="22"/>
-          <w:szCs w:val="22"/>
+          <w:sz w:val="20"/>
+          <w:szCs w:val="20"/>
           <w:lang w:val="es-EC"/>
         </w:rPr>
       </w:pPr>
@@ -386,8 +356,8 @@
           <w:b/>
           <w:bCs/>
           <w:spacing w:val="-3"/>
-          <w:sz w:val="22"/>
-          <w:szCs w:val="22"/>
+          <w:sz w:val="20"/>
+          <w:szCs w:val="20"/>
           <w:lang w:val="es-EC"/>
         </w:rPr>
       </w:pPr>
@@ -397,8 +367,8 @@
           <w:b/>
           <w:bCs/>
           <w:spacing w:val="-3"/>
-          <w:sz w:val="22"/>
-          <w:szCs w:val="22"/>
+          <w:sz w:val="20"/>
+          <w:szCs w:val="20"/>
           <w:lang w:val="es-EC"/>
         </w:rPr>
         <w:t>ALCANCE / ESPECIFICACIONES TÉCNICAS</w:t>
@@ -414,8 +384,8 @@
           <w:b/>
           <w:bCs/>
           <w:spacing w:val="-3"/>
-          <w:sz w:val="22"/>
-          <w:szCs w:val="22"/>
+          <w:sz w:val="20"/>
+          <w:szCs w:val="20"/>
           <w:lang w:val="es-EC"/>
         </w:rPr>
       </w:pPr>
@@ -426,8 +396,8 @@
         <w:rPr>
           <w:rFonts w:ascii="Titillium Web" w:hAnsi="Titillium Web"/>
           <w:spacing w:val="-3"/>
-          <w:sz w:val="22"/>
-          <w:szCs w:val="22"/>
+          <w:sz w:val="20"/>
+          <w:szCs w:val="20"/>
           <w:lang w:val="es-EC"/>
         </w:rPr>
       </w:pPr>
@@ -436,8 +406,8 @@
         <w:rPr>
           <w:rFonts w:ascii="Titillium Web" w:hAnsi="Titillium Web"/>
           <w:spacing w:val="-3"/>
-          <w:sz w:val="22"/>
-          <w:szCs w:val="22"/>
+          <w:sz w:val="20"/>
+          <w:szCs w:val="20"/>
           <w:lang w:val="es-EC"/>
         </w:rPr>
         <w:t>Describa brevemente la</w:t>
@@ -446,8 +416,8 @@
         <w:rPr>
           <w:rFonts w:ascii="Titillium Web" w:hAnsi="Titillium Web"/>
           <w:spacing w:val="-3"/>
-          <w:sz w:val="22"/>
-          <w:szCs w:val="22"/>
+          <w:sz w:val="20"/>
+          <w:szCs w:val="20"/>
           <w:lang w:val="es-EC"/>
         </w:rPr>
         <w:t>s</w:t>
@@ -456,11 +426,31 @@
         <w:rPr>
           <w:rFonts w:ascii="Titillium Web" w:hAnsi="Titillium Web"/>
           <w:spacing w:val="-3"/>
-          <w:sz w:val="22"/>
-          <w:szCs w:val="22"/>
-          <w:lang w:val="es-EC"/>
-        </w:rPr>
-        <w:t xml:space="preserve"> características del bien o servicio por adquirir/contratar, así como la cantidad y condiciones de entrega. De existir condiciones adicionales de calidad, instalación o soporte, detallarlas aquí:</w:t>
+          <w:sz w:val="20"/>
+          <w:szCs w:val="20"/>
+          <w:lang w:val="es-EC"/>
+        </w:rPr>
+        <w:t xml:space="preserve"> características del bien o servicio por </w:t>
+      </w:r>
+      <w:r>
+        <w:rPr>
+          <w:rFonts w:ascii="Titillium Web" w:hAnsi="Titillium Web"/>
+          <w:spacing w:val="-3"/>
+          <w:sz w:val="20"/>
+          <w:szCs w:val="20"/>
+          <w:lang w:val="es-EC"/>
+        </w:rPr>
+        <w:t>{adquisicioncontrato}</w:t>
+      </w:r>
+      <w:r>
+        <w:rPr>
+          <w:rFonts w:ascii="Titillium Web" w:hAnsi="Titillium Web"/>
+          <w:spacing w:val="-3"/>
+          <w:sz w:val="20"/>
+          <w:szCs w:val="20"/>
+          <w:lang w:val="es-EC"/>
+        </w:rPr>
+        <w:t>, así como la cantidad y condiciones de entrega. De existir condiciones adicionales de calidad, instalación o soporte, detallarlas aquí:</w:t>
       </w:r>
     </w:p>
     <w:p>
@@ -469,8 +459,8 @@
         <w:rPr>
           <w:rFonts w:ascii="Titillium Web" w:hAnsi="Titillium Web"/>
           <w:spacing w:val="-3"/>
-          <w:sz w:val="22"/>
-          <w:szCs w:val="22"/>
+          <w:sz w:val="20"/>
+          <w:szCs w:val="20"/>
           <w:lang w:val="es-EC"/>
         </w:rPr>
       </w:pPr>
@@ -486,7 +476,7 @@
         <w:tblLook w:val="04A0" w:firstRow="1" w:lastRow="0" w:firstColumn="1" w:lastColumn="0" w:noHBand="0" w:noVBand="1"/>
       </w:tblPr>
       <w:tblGrid>
-        <w:gridCol w:w="1942"/>
+        <w:gridCol w:w="1778"/>
         <w:gridCol w:w="6665"/>
       </w:tblGrid>
       <w:tr>
@@ -516,8 +506,8 @@
                 <w:b/>
                 <w:bCs/>
                 <w:color w:val="000000"/>
-                <w:sz w:val="22"/>
-                <w:szCs w:val="22"/>
+                <w:sz w:val="20"/>
+                <w:szCs w:val="20"/>
                 <w:lang w:val="es-ES_tradnl" w:eastAsia="es-EC"/>
               </w:rPr>
             </w:pPr>
@@ -527,8 +517,8 @@
                 <w:b/>
                 <w:bCs/>
                 <w:color w:val="000000"/>
-                <w:sz w:val="22"/>
-                <w:szCs w:val="22"/>
+                <w:sz w:val="20"/>
+                <w:szCs w:val="20"/>
                 <w:lang w:val="es-ES_tradnl" w:eastAsia="es-EC"/>
               </w:rPr>
               <w:t>Cantidad</w:t>
@@ -557,8 +547,8 @@
                 <w:b/>
                 <w:bCs/>
                 <w:color w:val="000000"/>
-                <w:sz w:val="22"/>
-                <w:szCs w:val="22"/>
+                <w:sz w:val="20"/>
+                <w:szCs w:val="20"/>
                 <w:lang w:val="es-ES_tradnl" w:eastAsia="es-EC"/>
               </w:rPr>
             </w:pPr>
@@ -568,8 +558,8 @@
                 <w:b/>
                 <w:bCs/>
                 <w:color w:val="000000"/>
-                <w:sz w:val="22"/>
-                <w:szCs w:val="22"/>
+                <w:sz w:val="20"/>
+                <w:szCs w:val="20"/>
                 <w:lang w:val="es-ES_tradnl" w:eastAsia="es-EC"/>
               </w:rPr>
               <w:t>Detalle y especificaciones</w:t>
@@ -604,8 +594,8 @@
                 <w:b/>
                 <w:bCs/>
                 <w:color w:val="000000"/>
-                <w:sz w:val="22"/>
-                <w:szCs w:val="22"/>
+                <w:sz w:val="20"/>
+                <w:szCs w:val="20"/>
                 <w:lang w:val="es-ES_tradnl" w:eastAsia="es-EC"/>
               </w:rPr>
             </w:pPr>
@@ -616,8 +606,8 @@
                 <w:b/>
                 <w:bCs/>
                 <w:color w:val="000000"/>
-                <w:sz w:val="22"/>
-                <w:szCs w:val="22"/>
+                <w:sz w:val="20"/>
+                <w:szCs w:val="20"/>
                 <w:lang w:val="es-ES_tradnl" w:eastAsia="es-EC"/>
               </w:rPr>
               <w:t>{#items}{cantidad}</w:t>
@@ -642,16 +632,16 @@
               <w:jc w:val="both"/>
               <w:rPr>
                 <w:rFonts w:ascii="Titillium Web" w:hAnsi="Titillium Web"/>
-                <w:sz w:val="22"/>
-                <w:szCs w:val="22"/>
+                <w:sz w:val="20"/>
+                <w:szCs w:val="20"/>
                 <w:lang w:val="es-ES_tradnl" w:eastAsia="es-EC"/>
               </w:rPr>
             </w:pPr>
             <w:r>
               <w:rPr>
                 <w:rFonts w:ascii="Titillium Web" w:hAnsi="Titillium Web"/>
-                <w:sz w:val="22"/>
-                <w:szCs w:val="22"/>
+                <w:sz w:val="20"/>
+                <w:szCs w:val="20"/>
                 <w:lang w:val="es-ES_tradnl" w:eastAsia="es-EC"/>
               </w:rPr>
               <w:t>{desc}{/items}</w:t>
@@ -661,8 +651,8 @@
               <w:rPr>
                 <w:rStyle w:val="Refdecomentario"/>
                 <w:rFonts w:ascii="Titillium Web" w:hAnsi="Titillium Web"/>
-                <w:sz w:val="22"/>
-                <w:szCs w:val="22"/>
+                <w:sz w:val="20"/>
+                <w:szCs w:val="20"/>
                 <w:lang w:val="es-ES_tradnl" w:eastAsia="es-EC"/>
               </w:rPr>
               <w:commentReference w:id="2"/>
@@ -677,8 +667,8 @@
         <w:rPr>
           <w:rFonts w:ascii="Titillium Web" w:hAnsi="Titillium Web"/>
           <w:spacing w:val="-3"/>
-          <w:sz w:val="22"/>
-          <w:szCs w:val="22"/>
+          <w:sz w:val="20"/>
+          <w:szCs w:val="20"/>
           <w:lang w:val="es-EC"/>
         </w:rPr>
       </w:pPr>
@@ -689,8 +679,8 @@
         <w:rPr>
           <w:rFonts w:ascii="Titillium Web" w:hAnsi="Titillium Web"/>
           <w:spacing w:val="-3"/>
-          <w:sz w:val="22"/>
-          <w:szCs w:val="22"/>
+          <w:sz w:val="20"/>
+          <w:szCs w:val="20"/>
           <w:lang w:val="es-EC"/>
         </w:rPr>
       </w:pPr>
@@ -700,8 +690,8 @@
           <w:i/>
           <w:iCs/>
           <w:spacing w:val="-3"/>
-          <w:sz w:val="22"/>
-          <w:szCs w:val="22"/>
+          <w:sz w:val="20"/>
+          <w:szCs w:val="20"/>
           <w:lang w:val="es-EC"/>
         </w:rPr>
         <w:t>(Detallar información técnica, cronograma de actividades u otras condiciones específicas si aplica.)</w:t>
@@ -712,8 +702,8 @@
           <w:rStyle w:val="Refdecomentario"/>
           <w:rFonts w:ascii="Titillium Web" w:hAnsi="Titillium Web"/>
           <w:spacing w:val="-3"/>
-          <w:sz w:val="22"/>
-          <w:szCs w:val="22"/>
+          <w:sz w:val="20"/>
+          <w:szCs w:val="20"/>
           <w:lang w:val="es-EC"/>
         </w:rPr>
         <w:commentReference w:id="1"/>
@@ -725,8 +715,8 @@
         <w:rPr>
           <w:rFonts w:ascii="Titillium Web" w:hAnsi="Titillium Web"/>
           <w:spacing w:val="-3"/>
-          <w:sz w:val="22"/>
-          <w:szCs w:val="22"/>
+          <w:sz w:val="20"/>
+          <w:szCs w:val="20"/>
           <w:lang w:val="es-EC"/>
         </w:rPr>
       </w:pPr>
@@ -744,8 +734,8 @@
           <w:b/>
           <w:bCs/>
           <w:spacing w:val="-3"/>
-          <w:sz w:val="22"/>
-          <w:szCs w:val="22"/>
+          <w:sz w:val="20"/>
+          <w:szCs w:val="20"/>
           <w:lang w:val="es-EC"/>
         </w:rPr>
       </w:pPr>
@@ -755,8 +745,8 @@
           <w:b/>
           <w:bCs/>
           <w:spacing w:val="-3"/>
-          <w:sz w:val="22"/>
-          <w:szCs w:val="22"/>
+          <w:sz w:val="20"/>
+          <w:szCs w:val="20"/>
           <w:lang w:val="es-EC"/>
         </w:rPr>
         <w:t>VIGENCIA, CONDICIONES CONTRACTUALES Y PRESUPUESTO REFERENCIAL</w:t>
@@ -772,8 +762,8 @@
           <w:b/>
           <w:bCs/>
           <w:spacing w:val="-3"/>
-          <w:sz w:val="22"/>
-          <w:szCs w:val="22"/>
+          <w:sz w:val="20"/>
+          <w:szCs w:val="20"/>
           <w:lang w:val="es-EC"/>
         </w:rPr>
       </w:pPr>
@@ -788,8 +778,8 @@
         <w:rPr>
           <w:rFonts w:ascii="Titillium Web" w:hAnsi="Titillium Web"/>
           <w:spacing w:val="-3"/>
-          <w:sz w:val="22"/>
-          <w:szCs w:val="22"/>
+          <w:sz w:val="20"/>
+          <w:szCs w:val="20"/>
           <w:lang w:val="es-EC"/>
         </w:rPr>
       </w:pPr>
@@ -799,8 +789,8 @@
           <w:b/>
           <w:bCs/>
           <w:spacing w:val="-3"/>
-          <w:sz w:val="22"/>
-          <w:szCs w:val="22"/>
+          <w:sz w:val="20"/>
+          <w:szCs w:val="20"/>
           <w:lang w:val="es-EC"/>
         </w:rPr>
         <w:t>Plazo d</w:t>
@@ -811,18 +801,19 @@
           <w:b/>
           <w:bCs/>
           <w:spacing w:val="-3"/>
-          <w:sz w:val="22"/>
-          <w:szCs w:val="22"/>
+          <w:sz w:val="20"/>
+          <w:szCs w:val="20"/>
           <w:lang w:val="es-EC"/>
         </w:rPr>
         <w:t xml:space="preserve">e entrega: </w:t>
       </w:r>
-      <w:r>
-        <w:rPr>
-          <w:rFonts w:ascii="Titillium Web" w:hAnsi="Titillium Web"/>
-          <w:spacing w:val="-3"/>
-          <w:sz w:val="22"/>
-          <w:szCs w:val="22"/>
+      <w:commentRangeStart w:id="3"/>
+      <w:r>
+        <w:rPr>
+          <w:rFonts w:ascii="Titillium Web" w:hAnsi="Titillium Web"/>
+          <w:spacing w:val="-3"/>
+          <w:sz w:val="20"/>
+          <w:szCs w:val="20"/>
           <w:lang w:val="es-EC"/>
         </w:rPr>
         <w:t xml:space="preserve">El plazo para la entrega </w:t>
@@ -831,28 +822,18 @@
         <w:rPr>
           <w:rFonts w:ascii="Titillium Web" w:hAnsi="Titillium Web"/>
           <w:spacing w:val="-3"/>
-          <w:sz w:val="22"/>
-          <w:szCs w:val="22"/>
-          <w:lang w:val="es-EC"/>
-        </w:rPr>
-        <w:t xml:space="preserve">{delBienDelServicio}</w:t>
-      </w:r>
-      <w:r>
-        <w:rPr>
-          <w:rFonts w:ascii="Titillium Web" w:hAnsi="Titillium Web"/>
-          <w:spacing w:val="-3"/>
-          <w:sz w:val="22"/>
-          <w:szCs w:val="22"/>
-          <w:lang w:val="es-EC"/>
-        </w:rPr>
-        <w:t xml:space="preserve"> </w:t>
-      </w:r>
-      <w:r>
-        <w:rPr>
-          <w:rFonts w:ascii="Titillium Web" w:hAnsi="Titillium Web"/>
-          <w:spacing w:val="-3"/>
-          <w:sz w:val="22"/>
-          <w:szCs w:val="22"/>
+          <w:sz w:val="20"/>
+          <w:szCs w:val="20"/>
+          <w:lang w:val="es-EC"/>
+        </w:rPr>
+        <w:t xml:space="preserve">{delBienDelServicio} </w:t>
+      </w:r>
+      <w:r>
+        <w:rPr>
+          <w:rFonts w:ascii="Titillium Web" w:hAnsi="Titillium Web"/>
+          <w:spacing w:val="-3"/>
+          <w:sz w:val="20"/>
+          <w:szCs w:val="20"/>
           <w:lang w:val="es-EC"/>
         </w:rPr>
         <w:t xml:space="preserve">es de {plazo} </w:t>
@@ -861,18 +842,18 @@
         <w:rPr>
           <w:rFonts w:ascii="Titillium Web" w:hAnsi="Titillium Web"/>
           <w:spacing w:val="-3"/>
-          <w:sz w:val="22"/>
-          <w:szCs w:val="22"/>
-          <w:lang w:val="es-EC"/>
-        </w:rPr>
-        <w:t xml:space="preserve">{diaDias}</w:t>
-      </w:r>
-      <w:r>
-        <w:rPr>
-          <w:rFonts w:ascii="Titillium Web" w:hAnsi="Titillium Web"/>
-          <w:spacing w:val="-3"/>
-          <w:sz w:val="22"/>
-          <w:szCs w:val="22"/>
+          <w:sz w:val="20"/>
+          <w:szCs w:val="20"/>
+          <w:lang w:val="es-EC"/>
+        </w:rPr>
+        <w:t>{diaDias}</w:t>
+      </w:r>
+      <w:r>
+        <w:rPr>
+          <w:rFonts w:ascii="Titillium Web" w:hAnsi="Titillium Web"/>
+          <w:spacing w:val="-3"/>
+          <w:sz w:val="20"/>
+          <w:szCs w:val="20"/>
           <w:lang w:val="es-EC"/>
         </w:rPr>
         <w:t xml:space="preserve"> calendario </w:t>
@@ -881,21 +862,33 @@
         <w:rPr>
           <w:rFonts w:ascii="Titillium Web" w:hAnsi="Titillium Web"/>
           <w:spacing w:val="-3"/>
-          <w:sz w:val="22"/>
-          <w:szCs w:val="22"/>
-          <w:lang w:val="es-EC"/>
-        </w:rPr>
-        <w:t xml:space="preserve">{contadoContados}</w:t>
-      </w:r>
-      <w:r>
-        <w:rPr>
-          <w:rFonts w:ascii="Titillium Web" w:hAnsi="Titillium Web"/>
-          <w:spacing w:val="-3"/>
-          <w:sz w:val="22"/>
-          <w:szCs w:val="22"/>
+          <w:sz w:val="20"/>
+          <w:szCs w:val="20"/>
+          <w:lang w:val="es-EC"/>
+        </w:rPr>
+        <w:t>{contadoContados}</w:t>
+      </w:r>
+      <w:r>
+        <w:rPr>
+          <w:rFonts w:ascii="Titillium Web" w:hAnsi="Titillium Web"/>
+          <w:spacing w:val="-3"/>
+          <w:sz w:val="20"/>
+          <w:szCs w:val="20"/>
           <w:lang w:val="es-EC"/>
         </w:rPr>
         <w:t xml:space="preserve"> a partir de la firma del instrumento jurídico correspondiente.</w:t>
+      </w:r>
+      <w:commentRangeEnd w:id="3"/>
+      <w:r>
+        <w:rPr>
+          <w:rStyle w:val="Refdecomentario"/>
+          <w:rFonts w:ascii="Titillium Web" w:hAnsi="Titillium Web"/>
+          <w:spacing w:val="-3"/>
+          <w:sz w:val="20"/>
+          <w:szCs w:val="20"/>
+          <w:lang w:val="es-EC"/>
+        </w:rPr>
+        <w:commentReference w:id="3"/>
       </w:r>
     </w:p>
     <w:p>
@@ -908,8 +901,8 @@
         <w:rPr>
           <w:rFonts w:ascii="Titillium Web" w:hAnsi="Titillium Web"/>
           <w:spacing w:val="-3"/>
-          <w:sz w:val="22"/>
-          <w:szCs w:val="22"/>
+          <w:sz w:val="20"/>
+          <w:szCs w:val="20"/>
           <w:lang w:val="es-EC"/>
         </w:rPr>
       </w:pPr>
@@ -919,8 +912,8 @@
           <w:b/>
           <w:bCs/>
           <w:spacing w:val="-3"/>
-          <w:sz w:val="22"/>
-          <w:szCs w:val="22"/>
+          <w:sz w:val="20"/>
+          <w:szCs w:val="20"/>
           <w:lang w:val="es-EC"/>
         </w:rPr>
         <w:t>Lugar de prestación / entrega:</w:t>
@@ -929,8 +922,8 @@
         <w:rPr>
           <w:rFonts w:ascii="Titillium Web" w:hAnsi="Titillium Web"/>
           <w:spacing w:val="-3"/>
-          <w:sz w:val="22"/>
-          <w:szCs w:val="22"/>
+          <w:sz w:val="20"/>
+          <w:szCs w:val="20"/>
           <w:lang w:val="es-EC"/>
         </w:rPr>
         <w:t xml:space="preserve"> {lugar}.</w:t>
@@ -946,8 +939,8 @@
         <w:rPr>
           <w:rFonts w:ascii="Titillium Web" w:hAnsi="Titillium Web"/>
           <w:spacing w:val="-3"/>
-          <w:sz w:val="22"/>
-          <w:szCs w:val="22"/>
+          <w:sz w:val="20"/>
+          <w:szCs w:val="20"/>
           <w:lang w:val="es-EC"/>
         </w:rPr>
       </w:pPr>
@@ -957,8 +950,8 @@
           <w:b/>
           <w:bCs/>
           <w:spacing w:val="-3"/>
-          <w:sz w:val="22"/>
-          <w:szCs w:val="22"/>
+          <w:sz w:val="20"/>
+          <w:szCs w:val="20"/>
           <w:lang w:val="es-EC"/>
         </w:rPr>
         <w:t>Presupuesto referencial:</w:t>
@@ -967,8 +960,8 @@
         <w:rPr>
           <w:rFonts w:ascii="Titillium Web" w:hAnsi="Titillium Web"/>
           <w:spacing w:val="-3"/>
-          <w:sz w:val="22"/>
-          <w:szCs w:val="22"/>
+          <w:sz w:val="20"/>
+          <w:szCs w:val="20"/>
           <w:lang w:val="es-EC"/>
         </w:rPr>
         <w:t xml:space="preserve"> {presupuestoLetras} que consta en la línea presupuestaria {partida} denominada “{lineaNombre}”</w:t>
@@ -977,8 +970,8 @@
         <w:rPr>
           <w:rFonts w:ascii="Titillium Web" w:hAnsi="Titillium Web"/>
           <w:spacing w:val="-3"/>
-          <w:sz w:val="22"/>
-          <w:szCs w:val="22"/>
+          <w:sz w:val="20"/>
+          <w:szCs w:val="20"/>
           <w:lang w:val="es-EC"/>
         </w:rPr>
         <w:t>, proveniente de la fuente de financiamiento “{fuente}”.</w:t>
@@ -994,8 +987,8 @@
         <w:rPr>
           <w:rFonts w:ascii="Titillium Web" w:hAnsi="Titillium Web"/>
           <w:spacing w:val="-3"/>
-          <w:sz w:val="22"/>
-          <w:szCs w:val="22"/>
+          <w:sz w:val="20"/>
+          <w:szCs w:val="20"/>
           <w:lang w:val="es-EC"/>
         </w:rPr>
       </w:pPr>
@@ -1005,8 +998,8 @@
           <w:b/>
           <w:bCs/>
           <w:spacing w:val="-3"/>
-          <w:sz w:val="22"/>
-          <w:szCs w:val="22"/>
+          <w:sz w:val="20"/>
+          <w:szCs w:val="20"/>
           <w:lang w:val="es-EC"/>
         </w:rPr>
         <w:t>Forma de pago:</w:t>
@@ -1015,8 +1008,8 @@
         <w:rPr>
           <w:rFonts w:ascii="Titillium Web" w:hAnsi="Titillium Web"/>
           <w:spacing w:val="-3"/>
-          <w:sz w:val="22"/>
-          <w:szCs w:val="22"/>
+          <w:sz w:val="20"/>
+          <w:szCs w:val="20"/>
           <w:lang w:val="es-EC"/>
         </w:rPr>
         <w:t xml:space="preserve"> {formaPago}</w:t>
@@ -1032,13 +1025,13 @@
         <w:rPr>
           <w:rFonts w:ascii="Titillium Web" w:hAnsi="Titillium Web"/>
           <w:spacing w:val="-3"/>
-          <w:sz w:val="22"/>
-          <w:szCs w:val="22"/>
-          <w:lang w:val="es-EC"/>
-        </w:rPr>
-      </w:pPr>
-      <w:commentRangeStart w:id="3"/>
-      <w:commentRangeEnd w:id="3"/>
+          <w:sz w:val="20"/>
+          <w:szCs w:val="20"/>
+          <w:lang w:val="es-EC"/>
+        </w:rPr>
+      </w:pPr>
+      <w:commentRangeStart w:id="4"/>
+      <w:commentRangeEnd w:id="4"/>
       <w:r>
         <w:rPr>
           <w:rStyle w:val="Refdecomentario"/>
@@ -1046,11 +1039,11 @@
           <w:b/>
           <w:bCs/>
           <w:spacing w:val="-3"/>
-          <w:sz w:val="22"/>
-          <w:szCs w:val="22"/>
-          <w:lang w:val="es-EC"/>
-        </w:rPr>
-        <w:commentReference w:id="3"/>
+          <w:sz w:val="20"/>
+          <w:szCs w:val="20"/>
+          <w:lang w:val="es-EC"/>
+        </w:rPr>
+        <w:commentReference w:id="4"/>
       </w:r>
       <w:r>
         <w:rPr>
@@ -1058,8 +1051,8 @@
           <w:b/>
           <w:bCs/>
           <w:spacing w:val="-3"/>
-          <w:sz w:val="22"/>
-          <w:szCs w:val="22"/>
+          <w:sz w:val="20"/>
+          <w:szCs w:val="20"/>
           <w:lang w:val="es-EC"/>
         </w:rPr>
         <w:t>Garantías requeridas:</w:t>
@@ -1068,8 +1061,8 @@
         <w:rPr>
           <w:rFonts w:ascii="Titillium Web" w:hAnsi="Titillium Web"/>
           <w:spacing w:val="-3"/>
-          <w:sz w:val="22"/>
-          <w:szCs w:val="22"/>
+          <w:sz w:val="20"/>
+          <w:szCs w:val="20"/>
           <w:lang w:val="es-EC"/>
         </w:rPr>
         <w:t xml:space="preserve"> </w:t>
@@ -1079,8 +1072,8 @@
           <w:rPr>
             <w:rFonts w:ascii="Titillium Web" w:hAnsi="Titillium Web"/>
             <w:spacing w:val="-3"/>
-            <w:sz w:val="22"/>
-            <w:szCs w:val="22"/>
+            <w:sz w:val="20"/>
+            <w:szCs w:val="20"/>
             <w:lang w:val="es-EC"/>
           </w:rPr>
           <w:id w:val="-1143336751"/>
@@ -1090,13 +1083,14 @@
             <w14:uncheckedState w14:val="2610" w14:font="MS Gothic"/>
           </w14:checkbox>
         </w:sdtPr>
+        <w:sdtEndPr/>
         <w:sdtContent>
           <w:r>
             <w:rPr>
               <w:rFonts w:ascii="Segoe UI Symbol" w:eastAsia="MS Gothic" w:hAnsi="Segoe UI Symbol" w:cs="Segoe UI Symbol"/>
               <w:spacing w:val="-3"/>
-              <w:sz w:val="22"/>
-              <w:szCs w:val="22"/>
+              <w:sz w:val="20"/>
+              <w:szCs w:val="20"/>
               <w:lang w:val="es-EC"/>
             </w:rPr>
             <w:t>☐</w:t>
@@ -1107,8 +1101,8 @@
         <w:rPr>
           <w:rFonts w:ascii="Titillium Web" w:hAnsi="Titillium Web" w:cs="Segoe UI Symbol"/>
           <w:spacing w:val="-3"/>
-          <w:sz w:val="22"/>
-          <w:szCs w:val="22"/>
+          <w:sz w:val="20"/>
+          <w:szCs w:val="20"/>
           <w:lang w:val="es-EC"/>
         </w:rPr>
         <w:t xml:space="preserve"> </w:t>
@@ -1117,8 +1111,8 @@
         <w:rPr>
           <w:rFonts w:ascii="Titillium Web" w:hAnsi="Titillium Web"/>
           <w:spacing w:val="-3"/>
-          <w:sz w:val="22"/>
-          <w:szCs w:val="22"/>
+          <w:sz w:val="20"/>
+          <w:szCs w:val="20"/>
           <w:lang w:val="es-EC"/>
         </w:rPr>
         <w:t xml:space="preserve">No aplica </w:t>
@@ -1128,8 +1122,8 @@
           <w:rPr>
             <w:rFonts w:ascii="Titillium Web" w:hAnsi="Titillium Web"/>
             <w:spacing w:val="-3"/>
-            <w:sz w:val="22"/>
-            <w:szCs w:val="22"/>
+            <w:sz w:val="20"/>
+            <w:szCs w:val="20"/>
             <w:lang w:val="es-EC"/>
           </w:rPr>
           <w:id w:val="-773862877"/>
@@ -1139,13 +1133,14 @@
             <w14:uncheckedState w14:val="2610" w14:font="MS Gothic"/>
           </w14:checkbox>
         </w:sdtPr>
+        <w:sdtEndPr/>
         <w:sdtContent>
           <w:r>
             <w:rPr>
               <w:rFonts w:ascii="Segoe UI Symbol" w:eastAsia="MS Gothic" w:hAnsi="Segoe UI Symbol" w:cs="Segoe UI Symbol"/>
               <w:spacing w:val="-3"/>
-              <w:sz w:val="22"/>
-              <w:szCs w:val="22"/>
+              <w:sz w:val="20"/>
+              <w:szCs w:val="20"/>
               <w:lang w:val="es-EC"/>
             </w:rPr>
             <w:t>☐</w:t>
@@ -1156,34 +1151,34 @@
         <w:rPr>
           <w:rFonts w:ascii="Titillium Web" w:hAnsi="Titillium Web"/>
           <w:spacing w:val="-3"/>
-          <w:sz w:val="22"/>
-          <w:szCs w:val="22"/>
+          <w:sz w:val="20"/>
+          <w:szCs w:val="20"/>
           <w:lang w:val="es-EC"/>
         </w:rPr>
         <w:t xml:space="preserve"> Sí </w:t>
       </w:r>
-      <w:commentRangeStart w:id="4"/>
-      <w:r>
-        <w:rPr>
-          <w:rFonts w:ascii="Titillium Web" w:hAnsi="Titillium Web"/>
-          <w:spacing w:val="-3"/>
-          <w:sz w:val="22"/>
-          <w:szCs w:val="22"/>
+      <w:commentRangeStart w:id="5"/>
+      <w:r>
+        <w:rPr>
+          <w:rFonts w:ascii="Titillium Web" w:hAnsi="Titillium Web"/>
+          <w:spacing w:val="-3"/>
+          <w:sz w:val="20"/>
+          <w:szCs w:val="20"/>
           <w:lang w:val="es-EC"/>
         </w:rPr>
         <w:t>(detalle: ____________________________).</w:t>
       </w:r>
-      <w:commentRangeEnd w:id="4"/>
+      <w:commentRangeEnd w:id="5"/>
       <w:r>
         <w:rPr>
           <w:rStyle w:val="Refdecomentario"/>
           <w:rFonts w:ascii="Titillium Web" w:hAnsi="Titillium Web"/>
           <w:spacing w:val="-3"/>
-          <w:sz w:val="22"/>
-          <w:szCs w:val="22"/>
-          <w:lang w:val="es-EC"/>
-        </w:rPr>
-        <w:commentReference w:id="4"/>
+          <w:sz w:val="20"/>
+          <w:szCs w:val="20"/>
+          <w:lang w:val="es-EC"/>
+        </w:rPr>
+        <w:commentReference w:id="5"/>
       </w:r>
     </w:p>
     <w:p>
@@ -1196,8 +1191,8 @@
         <w:rPr>
           <w:rFonts w:ascii="Titillium Web" w:hAnsi="Titillium Web"/>
           <w:spacing w:val="-3"/>
-          <w:sz w:val="22"/>
-          <w:szCs w:val="22"/>
+          <w:sz w:val="20"/>
+          <w:szCs w:val="20"/>
           <w:lang w:val="es-EC"/>
         </w:rPr>
       </w:pPr>
@@ -1207,8 +1202,8 @@
           <w:b/>
           <w:bCs/>
           <w:spacing w:val="-3"/>
-          <w:sz w:val="22"/>
-          <w:szCs w:val="22"/>
+          <w:sz w:val="20"/>
+          <w:szCs w:val="20"/>
           <w:lang w:val="es-EC"/>
         </w:rPr>
         <w:t>Mantenimiento / soporte técnico:</w:t>
@@ -1217,8 +1212,8 @@
         <w:rPr>
           <w:rFonts w:ascii="Titillium Web" w:hAnsi="Titillium Web"/>
           <w:spacing w:val="-3"/>
-          <w:sz w:val="22"/>
-          <w:szCs w:val="22"/>
+          <w:sz w:val="20"/>
+          <w:szCs w:val="20"/>
           <w:lang w:val="es-EC"/>
         </w:rPr>
         <w:t xml:space="preserve"> </w:t>
@@ -1228,8 +1223,8 @@
           <w:rPr>
             <w:rFonts w:ascii="Titillium Web" w:hAnsi="Titillium Web"/>
             <w:spacing w:val="-3"/>
-            <w:sz w:val="22"/>
-            <w:szCs w:val="22"/>
+            <w:sz w:val="20"/>
+            <w:szCs w:val="20"/>
             <w:lang w:val="es-EC"/>
           </w:rPr>
           <w:id w:val="511267833"/>
@@ -1239,13 +1234,14 @@
             <w14:uncheckedState w14:val="2610" w14:font="MS Gothic"/>
           </w14:checkbox>
         </w:sdtPr>
+        <w:sdtEndPr/>
         <w:sdtContent>
           <w:r>
             <w:rPr>
               <w:rFonts w:ascii="Segoe UI Symbol" w:eastAsia="MS Gothic" w:hAnsi="Segoe UI Symbol" w:cs="Segoe UI Symbol"/>
               <w:spacing w:val="-3"/>
-              <w:sz w:val="22"/>
-              <w:szCs w:val="22"/>
+              <w:sz w:val="20"/>
+              <w:szCs w:val="20"/>
               <w:lang w:val="es-EC"/>
             </w:rPr>
             <w:t>☐</w:t>
@@ -1256,8 +1252,8 @@
         <w:rPr>
           <w:rFonts w:ascii="Titillium Web" w:hAnsi="Titillium Web"/>
           <w:spacing w:val="-3"/>
-          <w:sz w:val="22"/>
-          <w:szCs w:val="22"/>
+          <w:sz w:val="20"/>
+          <w:szCs w:val="20"/>
           <w:lang w:val="es-EC"/>
         </w:rPr>
         <w:t xml:space="preserve"> Incluido </w:t>
@@ -1267,8 +1263,8 @@
           <w:rPr>
             <w:rFonts w:ascii="Titillium Web" w:hAnsi="Titillium Web"/>
             <w:spacing w:val="-3"/>
-            <w:sz w:val="22"/>
-            <w:szCs w:val="22"/>
+            <w:sz w:val="20"/>
+            <w:szCs w:val="20"/>
             <w:lang w:val="es-EC"/>
           </w:rPr>
           <w:id w:val="380366737"/>
@@ -1278,13 +1274,14 @@
             <w14:uncheckedState w14:val="2610" w14:font="MS Gothic"/>
           </w14:checkbox>
         </w:sdtPr>
+        <w:sdtEndPr/>
         <w:sdtContent>
           <w:r>
             <w:rPr>
               <w:rFonts w:ascii="Segoe UI Symbol" w:eastAsia="MS Gothic" w:hAnsi="Segoe UI Symbol" w:cs="Segoe UI Symbol"/>
               <w:spacing w:val="-3"/>
-              <w:sz w:val="22"/>
-              <w:szCs w:val="22"/>
+              <w:sz w:val="20"/>
+              <w:szCs w:val="20"/>
               <w:lang w:val="es-EC"/>
             </w:rPr>
             <w:t>☐</w:t>
@@ -1295,8 +1292,8 @@
         <w:rPr>
           <w:rFonts w:ascii="Titillium Web" w:hAnsi="Titillium Web"/>
           <w:spacing w:val="-3"/>
-          <w:sz w:val="22"/>
-          <w:szCs w:val="22"/>
+          <w:sz w:val="20"/>
+          <w:szCs w:val="20"/>
           <w:lang w:val="es-EC"/>
         </w:rPr>
         <w:t xml:space="preserve"> No aplica.</w:t>
@@ -1312,8 +1309,8 @@
         <w:rPr>
           <w:rFonts w:ascii="Titillium Web" w:hAnsi="Titillium Web"/>
           <w:spacing w:val="-3"/>
-          <w:sz w:val="22"/>
-          <w:szCs w:val="22"/>
+          <w:sz w:val="20"/>
+          <w:szCs w:val="20"/>
           <w:lang w:val="es-EC"/>
         </w:rPr>
       </w:pPr>
@@ -1323,8 +1320,8 @@
           <w:b/>
           <w:bCs/>
           <w:spacing w:val="-3"/>
-          <w:sz w:val="22"/>
-          <w:szCs w:val="22"/>
+          <w:sz w:val="20"/>
+          <w:szCs w:val="20"/>
           <w:lang w:val="es-EC"/>
         </w:rPr>
         <w:t xml:space="preserve">Administración de instrumento jurídico:  </w:t>
@@ -1333,8 +1330,8 @@
         <w:rPr>
           <w:rFonts w:ascii="Titillium Web" w:hAnsi="Titillium Web"/>
           <w:spacing w:val="-3"/>
-          <w:sz w:val="22"/>
-          <w:szCs w:val="22"/>
+          <w:sz w:val="20"/>
+          <w:szCs w:val="20"/>
           <w:lang w:val="es-EC"/>
         </w:rPr>
         <w:t>{ac}.</w:t>
@@ -1346,8 +1343,8 @@
         <w:rPr>
           <w:rFonts w:ascii="Titillium Web" w:hAnsi="Titillium Web"/>
           <w:spacing w:val="-3"/>
-          <w:sz w:val="22"/>
-          <w:szCs w:val="22"/>
+          <w:sz w:val="20"/>
+          <w:szCs w:val="20"/>
           <w:lang w:val="es-EC"/>
         </w:rPr>
       </w:pPr>
@@ -1365,8 +1362,8 @@
           <w:b/>
           <w:bCs/>
           <w:spacing w:val="-3"/>
-          <w:sz w:val="22"/>
-          <w:szCs w:val="22"/>
+          <w:sz w:val="20"/>
+          <w:szCs w:val="20"/>
           <w:lang w:val="es-EC"/>
         </w:rPr>
       </w:pPr>
@@ -1376,8 +1373,8 @@
           <w:b/>
           <w:bCs/>
           <w:spacing w:val="-3"/>
-          <w:sz w:val="22"/>
-          <w:szCs w:val="22"/>
+          <w:sz w:val="20"/>
+          <w:szCs w:val="20"/>
           <w:lang w:val="es-EC"/>
         </w:rPr>
         <w:t>CONDICIONES PARA LA PRESENTACIÓN DE LA COTIZACIÓN</w:t>
@@ -1393,8 +1390,8 @@
           <w:b/>
           <w:bCs/>
           <w:spacing w:val="-3"/>
-          <w:sz w:val="22"/>
-          <w:szCs w:val="22"/>
+          <w:sz w:val="20"/>
+          <w:szCs w:val="20"/>
           <w:lang w:val="es-EC"/>
         </w:rPr>
       </w:pPr>
@@ -1409,8 +1406,8 @@
         <w:rPr>
           <w:rFonts w:ascii="Titillium Web" w:hAnsi="Titillium Web"/>
           <w:spacing w:val="-3"/>
-          <w:sz w:val="22"/>
-          <w:szCs w:val="22"/>
+          <w:sz w:val="20"/>
+          <w:szCs w:val="20"/>
           <w:lang w:val="es-EC"/>
         </w:rPr>
       </w:pPr>
@@ -1420,8 +1417,8 @@
           <w:b/>
           <w:bCs/>
           <w:spacing w:val="-3"/>
-          <w:sz w:val="22"/>
-          <w:szCs w:val="22"/>
+          <w:sz w:val="20"/>
+          <w:szCs w:val="20"/>
           <w:lang w:val="es-EC"/>
         </w:rPr>
         <w:t>Validez mínima de la oferta:</w:t>
@@ -1430,8 +1427,8 @@
         <w:rPr>
           <w:rFonts w:ascii="Titillium Web" w:hAnsi="Titillium Web"/>
           <w:spacing w:val="-3"/>
-          <w:sz w:val="22"/>
-          <w:szCs w:val="22"/>
+          <w:sz w:val="20"/>
+          <w:szCs w:val="20"/>
           <w:lang w:val="es-EC"/>
         </w:rPr>
         <w:t xml:space="preserve"> treinta (30) días calendario.</w:t>
@@ -1447,8 +1444,8 @@
         <w:rPr>
           <w:rFonts w:ascii="Titillium Web" w:hAnsi="Titillium Web"/>
           <w:spacing w:val="-3"/>
-          <w:sz w:val="22"/>
-          <w:szCs w:val="22"/>
+          <w:sz w:val="20"/>
+          <w:szCs w:val="20"/>
           <w:lang w:val="es-EC"/>
         </w:rPr>
       </w:pPr>
@@ -1458,8 +1455,8 @@
           <w:b/>
           <w:bCs/>
           <w:spacing w:val="-3"/>
-          <w:sz w:val="22"/>
-          <w:szCs w:val="22"/>
+          <w:sz w:val="20"/>
+          <w:szCs w:val="20"/>
           <w:lang w:val="es-EC"/>
         </w:rPr>
         <w:t>Criterio de adjudicación:</w:t>
@@ -1468,8 +1465,8 @@
         <w:rPr>
           <w:rFonts w:ascii="Titillium Web" w:hAnsi="Titillium Web"/>
           <w:spacing w:val="-3"/>
-          <w:sz w:val="22"/>
-          <w:szCs w:val="22"/>
+          <w:sz w:val="20"/>
+          <w:szCs w:val="20"/>
           <w:lang w:val="es-EC"/>
         </w:rPr>
         <w:t xml:space="preserve"> De conformidad con las condiciones técnicas y presupuesto referencial.</w:t>
@@ -1485,8 +1482,8 @@
         <w:rPr>
           <w:rFonts w:ascii="Titillium Web" w:hAnsi="Titillium Web"/>
           <w:spacing w:val="-3"/>
-          <w:sz w:val="22"/>
-          <w:szCs w:val="22"/>
+          <w:sz w:val="20"/>
+          <w:szCs w:val="20"/>
           <w:lang w:val="es-EC"/>
         </w:rPr>
       </w:pPr>
@@ -1496,18 +1493,19 @@
           <w:b/>
           <w:bCs/>
           <w:spacing w:val="-3"/>
-          <w:sz w:val="22"/>
-          <w:szCs w:val="22"/>
-          <w:lang w:val="es-EC"/>
-        </w:rPr>
+          <w:sz w:val="20"/>
+          <w:szCs w:val="20"/>
+          <w:lang w:val="es-EC"/>
+        </w:rPr>
+        <w:lastRenderedPageBreak/>
         <w:t>Forma de envío:</w:t>
       </w:r>
       <w:r>
         <w:rPr>
           <w:rFonts w:ascii="Titillium Web" w:hAnsi="Titillium Web"/>
           <w:spacing w:val="-3"/>
-          <w:sz w:val="22"/>
-          <w:szCs w:val="22"/>
+          <w:sz w:val="20"/>
+          <w:szCs w:val="20"/>
           <w:lang w:val="es-EC"/>
         </w:rPr>
         <w:t xml:space="preserve"> Correo electrónico a {acCorreo} o entrega en las oficinas administrativas del área protegida {area}.</w:t>
@@ -1523,8 +1521,8 @@
         <w:rPr>
           <w:rFonts w:ascii="Titillium Web" w:hAnsi="Titillium Web"/>
           <w:spacing w:val="-3"/>
-          <w:sz w:val="22"/>
-          <w:szCs w:val="22"/>
+          <w:sz w:val="20"/>
+          <w:szCs w:val="20"/>
           <w:lang w:val="es-EC"/>
         </w:rPr>
       </w:pPr>
@@ -1534,8 +1532,8 @@
           <w:b/>
           <w:bCs/>
           <w:spacing w:val="-3"/>
-          <w:sz w:val="22"/>
-          <w:szCs w:val="22"/>
+          <w:sz w:val="20"/>
+          <w:szCs w:val="20"/>
           <w:lang w:val="es-EC"/>
         </w:rPr>
         <w:t>Fecha y hora límite de recepción:</w:t>
@@ -1544,41 +1542,41 @@
         <w:rPr>
           <w:rFonts w:ascii="Titillium Web" w:hAnsi="Titillium Web"/>
           <w:spacing w:val="-3"/>
-          <w:sz w:val="22"/>
-          <w:szCs w:val="22"/>
+          <w:sz w:val="20"/>
+          <w:szCs w:val="20"/>
           <w:lang w:val="es-EC"/>
         </w:rPr>
         <w:t xml:space="preserve"> </w:t>
       </w:r>
-      <w:commentRangeStart w:id="5"/>
-      <w:r>
-        <w:rPr>
-          <w:rFonts w:ascii="Titillium Web" w:hAnsi="Titillium Web"/>
-          <w:spacing w:val="-3"/>
-          <w:sz w:val="22"/>
-          <w:szCs w:val="22"/>
+      <w:commentRangeStart w:id="6"/>
+      <w:r>
+        <w:rPr>
+          <w:rFonts w:ascii="Titillium Web" w:hAnsi="Titillium Web"/>
+          <w:spacing w:val="-3"/>
+          <w:sz w:val="20"/>
+          <w:szCs w:val="20"/>
           <w:lang w:val="es-EC"/>
         </w:rPr>
         <w:t>{fechaLimite}</w:t>
       </w:r>
-      <w:commentRangeEnd w:id="5"/>
+      <w:commentRangeEnd w:id="6"/>
       <w:r>
         <w:rPr>
           <w:rStyle w:val="Refdecomentario"/>
           <w:rFonts w:ascii="Titillium Web" w:hAnsi="Titillium Web"/>
           <w:spacing w:val="-3"/>
-          <w:sz w:val="22"/>
-          <w:szCs w:val="22"/>
-          <w:lang w:val="es-EC"/>
-        </w:rPr>
-        <w:commentReference w:id="5"/>
-      </w:r>
-      <w:r>
-        <w:rPr>
-          <w:rFonts w:ascii="Titillium Web" w:hAnsi="Titillium Web"/>
-          <w:spacing w:val="-3"/>
-          <w:sz w:val="22"/>
-          <w:szCs w:val="22"/>
+          <w:sz w:val="20"/>
+          <w:szCs w:val="20"/>
+          <w:lang w:val="es-EC"/>
+        </w:rPr>
+        <w:commentReference w:id="6"/>
+      </w:r>
+      <w:r>
+        <w:rPr>
+          <w:rFonts w:ascii="Titillium Web" w:hAnsi="Titillium Web"/>
+          <w:spacing w:val="-3"/>
+          <w:sz w:val="20"/>
+          <w:szCs w:val="20"/>
           <w:lang w:val="es-EC"/>
         </w:rPr>
         <w:t>.</w:t>
@@ -1590,8 +1588,8 @@
         <w:rPr>
           <w:rFonts w:ascii="Titillium Web" w:hAnsi="Titillium Web"/>
           <w:spacing w:val="-3"/>
-          <w:sz w:val="22"/>
-          <w:szCs w:val="22"/>
+          <w:sz w:val="20"/>
+          <w:szCs w:val="20"/>
           <w:lang w:val="es-EC"/>
         </w:rPr>
       </w:pPr>
@@ -1609,8 +1607,8 @@
           <w:b/>
           <w:bCs/>
           <w:spacing w:val="-3"/>
-          <w:sz w:val="22"/>
-          <w:szCs w:val="22"/>
+          <w:sz w:val="20"/>
+          <w:szCs w:val="20"/>
           <w:lang w:val="es-EC"/>
         </w:rPr>
       </w:pPr>
@@ -1620,8 +1618,8 @@
           <w:b/>
           <w:bCs/>
           <w:spacing w:val="-3"/>
-          <w:sz w:val="22"/>
-          <w:szCs w:val="22"/>
+          <w:sz w:val="20"/>
+          <w:szCs w:val="20"/>
           <w:lang w:val="es-EC"/>
         </w:rPr>
         <w:t>INFORMACIÓN AL PROVEEDOR INVITADO</w:t>
@@ -1637,8 +1635,8 @@
           <w:b/>
           <w:bCs/>
           <w:spacing w:val="-3"/>
-          <w:sz w:val="22"/>
-          <w:szCs w:val="22"/>
+          <w:sz w:val="20"/>
+          <w:szCs w:val="20"/>
           <w:lang w:val="es-EC"/>
         </w:rPr>
       </w:pPr>
@@ -1649,17 +1647,17 @@
         <w:rPr>
           <w:rFonts w:ascii="Titillium Web" w:hAnsi="Titillium Web"/>
           <w:spacing w:val="-3"/>
-          <w:sz w:val="22"/>
-          <w:szCs w:val="22"/>
-          <w:lang w:val="es-EC"/>
-        </w:rPr>
-      </w:pPr>
-      <w:r>
-        <w:rPr>
-          <w:rFonts w:ascii="Titillium Web" w:hAnsi="Titillium Web"/>
-          <w:spacing w:val="-3"/>
-          <w:sz w:val="22"/>
-          <w:szCs w:val="22"/>
+          <w:sz w:val="20"/>
+          <w:szCs w:val="20"/>
+          <w:lang w:val="es-EC"/>
+        </w:rPr>
+      </w:pPr>
+      <w:r>
+        <w:rPr>
+          <w:rFonts w:ascii="Titillium Web" w:hAnsi="Titillium Web"/>
+          <w:spacing w:val="-3"/>
+          <w:sz w:val="20"/>
+          <w:szCs w:val="20"/>
           <w:lang w:val="es-EC"/>
         </w:rPr>
         <w:t>Se recuerda que:</w:t>
@@ -1671,8 +1669,8 @@
         <w:rPr>
           <w:rFonts w:ascii="Titillium Web" w:hAnsi="Titillium Web"/>
           <w:spacing w:val="-3"/>
-          <w:sz w:val="22"/>
-          <w:szCs w:val="22"/>
+          <w:sz w:val="20"/>
+          <w:szCs w:val="20"/>
           <w:lang w:val="es-EC"/>
         </w:rPr>
       </w:pPr>
@@ -1687,17 +1685,17 @@
         <w:rPr>
           <w:rFonts w:ascii="Titillium Web" w:hAnsi="Titillium Web"/>
           <w:spacing w:val="-3"/>
-          <w:sz w:val="22"/>
-          <w:szCs w:val="22"/>
-          <w:lang w:val="es-EC"/>
-        </w:rPr>
-      </w:pPr>
-      <w:r>
-        <w:rPr>
-          <w:rFonts w:ascii="Titillium Web" w:hAnsi="Titillium Web"/>
-          <w:spacing w:val="-3"/>
-          <w:sz w:val="22"/>
-          <w:szCs w:val="22"/>
+          <w:sz w:val="20"/>
+          <w:szCs w:val="20"/>
+          <w:lang w:val="es-EC"/>
+        </w:rPr>
+      </w:pPr>
+      <w:r>
+        <w:rPr>
+          <w:rFonts w:ascii="Titillium Web" w:hAnsi="Titillium Web"/>
+          <w:spacing w:val="-3"/>
+          <w:sz w:val="20"/>
+          <w:szCs w:val="20"/>
           <w:lang w:val="es-EC"/>
         </w:rPr>
         <w:t>La evaluación de las cotizaciones estará a cargo de la Comisión de Calificación, de conformidad con el Ciclo del FAP, de acuerdo con los procedimientos establecidos en la normativa anteriormente citada.</w:t>
@@ -1713,17 +1711,17 @@
         <w:rPr>
           <w:rFonts w:ascii="Titillium Web" w:hAnsi="Titillium Web"/>
           <w:spacing w:val="-3"/>
-          <w:sz w:val="22"/>
-          <w:szCs w:val="22"/>
-          <w:lang w:val="es-EC"/>
-        </w:rPr>
-      </w:pPr>
-      <w:r>
-        <w:rPr>
-          <w:rFonts w:ascii="Titillium Web" w:hAnsi="Titillium Web"/>
-          <w:spacing w:val="-3"/>
-          <w:sz w:val="22"/>
-          <w:szCs w:val="22"/>
+          <w:sz w:val="20"/>
+          <w:szCs w:val="20"/>
+          <w:lang w:val="es-EC"/>
+        </w:rPr>
+      </w:pPr>
+      <w:r>
+        <w:rPr>
+          <w:rFonts w:ascii="Titillium Web" w:hAnsi="Titillium Web"/>
+          <w:spacing w:val="-3"/>
+          <w:sz w:val="20"/>
+          <w:szCs w:val="20"/>
           <w:lang w:val="es-EC"/>
         </w:rPr>
         <w:t>En caso de resultar adjudicada su propuesta, se procederá con la formalización conforme al Ciclo del FAP, mediante el instrumento jurídico respectivo según la naturaleza y condiciones del objeto.</w:t>
@@ -1739,18 +1737,18 @@
         <w:rPr>
           <w:rFonts w:ascii="Titillium Web" w:hAnsi="Titillium Web"/>
           <w:spacing w:val="-3"/>
-          <w:sz w:val="22"/>
-          <w:szCs w:val="22"/>
-          <w:lang w:val="es-EC"/>
-        </w:rPr>
-      </w:pPr>
-      <w:commentRangeStart w:id="6"/>
-      <w:r>
-        <w:rPr>
-          <w:rFonts w:ascii="Titillium Web" w:hAnsi="Titillium Web"/>
-          <w:spacing w:val="-3"/>
-          <w:sz w:val="22"/>
-          <w:szCs w:val="22"/>
+          <w:sz w:val="20"/>
+          <w:szCs w:val="20"/>
+          <w:lang w:val="es-EC"/>
+        </w:rPr>
+      </w:pPr>
+      <w:commentRangeStart w:id="7"/>
+      <w:r>
+        <w:rPr>
+          <w:rFonts w:ascii="Titillium Web" w:hAnsi="Titillium Web"/>
+          <w:spacing w:val="-3"/>
+          <w:sz w:val="20"/>
+          <w:szCs w:val="20"/>
           <w:lang w:val="es-EC"/>
         </w:rPr>
         <w:t xml:space="preserve">La </w:t>
@@ -1760,8 +1758,8 @@
           <w:rPr>
             <w:rFonts w:ascii="Titillium Web" w:hAnsi="Titillium Web"/>
             <w:spacing w:val="-3"/>
-            <w:sz w:val="22"/>
-            <w:szCs w:val="22"/>
+            <w:sz w:val="20"/>
+            <w:szCs w:val="20"/>
             <w:lang w:val="es-EC"/>
           </w:rPr>
           <w:id w:val="-418098246"/>
@@ -1774,13 +1772,14 @@
             <w:listItem w:displayText="cotización" w:value="cotización"/>
           </w:comboBox>
         </w:sdtPr>
+        <w:sdtEndPr/>
         <w:sdtContent>
           <w:r>
             <w:rPr>
               <w:rFonts w:ascii="Titillium Web" w:hAnsi="Titillium Web"/>
               <w:spacing w:val="-3"/>
-              <w:sz w:val="22"/>
-              <w:szCs w:val="22"/>
+              <w:sz w:val="20"/>
+              <w:szCs w:val="20"/>
               <w:lang w:val="es-EC"/>
             </w:rPr>
             <w:t>oferta/cotización</w:t>
@@ -1791,23 +1790,23 @@
         <w:rPr>
           <w:rFonts w:ascii="Titillium Web" w:hAnsi="Titillium Web"/>
           <w:spacing w:val="-3"/>
-          <w:sz w:val="22"/>
-          <w:szCs w:val="22"/>
+          <w:sz w:val="20"/>
+          <w:szCs w:val="20"/>
           <w:lang w:val="es-EC"/>
         </w:rPr>
         <w:t xml:space="preserve"> deberá detallar cualquier ajuste de precios, servicios adicionales, soporte técnico o condiciones de mantenimiento correspondientes.</w:t>
       </w:r>
-      <w:commentRangeEnd w:id="6"/>
+      <w:commentRangeEnd w:id="7"/>
       <w:r>
         <w:rPr>
           <w:rStyle w:val="Refdecomentario"/>
           <w:rFonts w:ascii="Titillium Web" w:hAnsi="Titillium Web"/>
           <w:spacing w:val="-3"/>
-          <w:sz w:val="22"/>
-          <w:szCs w:val="22"/>
-          <w:lang w:val="es-EC"/>
-        </w:rPr>
-        <w:commentReference w:id="6"/>
+          <w:sz w:val="20"/>
+          <w:szCs w:val="20"/>
+          <w:lang w:val="es-EC"/>
+        </w:rPr>
+        <w:commentReference w:id="7"/>
       </w:r>
     </w:p>
     <w:p>
@@ -1820,67 +1819,37 @@
         <w:rPr>
           <w:rFonts w:ascii="Titillium Web" w:hAnsi="Titillium Web"/>
           <w:spacing w:val="-3"/>
-          <w:sz w:val="22"/>
-          <w:szCs w:val="22"/>
-          <w:lang w:val="es-EC"/>
-        </w:rPr>
-      </w:pPr>
-      <w:r>
-        <w:rPr>
-          <w:rFonts w:ascii="Titillium Web" w:hAnsi="Titillium Web"/>
-          <w:spacing w:val="-3"/>
-          <w:sz w:val="22"/>
-          <w:szCs w:val="22"/>
-          <w:lang w:val="es-EC"/>
-        </w:rPr>
-        <w:t xml:space="preserve">En caso de que sea </w:t>
-      </w:r>
-      <w:r>
-        <w:rPr>
-          <w:rFonts w:ascii="Titillium Web" w:hAnsi="Titillium Web"/>
-          <w:spacing w:val="-3"/>
-          <w:sz w:val="22"/>
-          <w:szCs w:val="22"/>
-          <w:lang w:val="es-EC"/>
-        </w:rPr>
-        <w:t xml:space="preserve">{adjudicadoA}</w:t>
-      </w:r>
-      <w:r>
-        <w:rPr>
-          <w:rFonts w:ascii="Titillium Web" w:hAnsi="Titillium Web"/>
-          <w:spacing w:val="-3"/>
-          <w:sz w:val="22"/>
-          <w:szCs w:val="22"/>
-          <w:lang w:val="es-EC"/>
-        </w:rPr>
-        <w:t>, u</w:t>
-      </w:r>
-      <w:r>
-        <w:rPr>
-          <w:rFonts w:ascii="Titillium Web" w:hAnsi="Titillium Web"/>
-          <w:spacing w:val="-3"/>
-          <w:sz w:val="22"/>
-          <w:szCs w:val="22"/>
-          <w:lang w:val="es-EC"/>
-        </w:rPr>
-        <w:t xml:space="preserve">na vez </w:t>
-      </w:r>
-      <w:r>
-        <w:rPr>
-          <w:rFonts w:ascii="Titillium Web" w:hAnsi="Titillium Web"/>
-          <w:spacing w:val="-3"/>
-          <w:sz w:val="22"/>
-          <w:szCs w:val="22"/>
-          <w:lang w:val="es-EC"/>
-        </w:rPr>
-        <w:t xml:space="preserve">{finalizadoEntregado}</w:t>
-      </w:r>
-      <w:r>
-        <w:rPr>
-          <w:rFonts w:ascii="Titillium Web" w:hAnsi="Titillium Web"/>
-          <w:spacing w:val="-3"/>
-          <w:sz w:val="22"/>
-          <w:szCs w:val="22"/>
+          <w:sz w:val="20"/>
+          <w:szCs w:val="20"/>
+          <w:lang w:val="es-EC"/>
+        </w:rPr>
+      </w:pPr>
+      <w:r>
+        <w:rPr>
+          <w:rFonts w:ascii="Titillium Web" w:hAnsi="Titillium Web"/>
+          <w:spacing w:val="-3"/>
+          <w:sz w:val="20"/>
+          <w:szCs w:val="20"/>
+          <w:lang w:val="es-EC"/>
+        </w:rPr>
+        <w:t>En caso de que sea {adjudicadoA}, u</w:t>
+      </w:r>
+      <w:r>
+        <w:rPr>
+          <w:rFonts w:ascii="Titillium Web" w:hAnsi="Titillium Web"/>
+          <w:spacing w:val="-3"/>
+          <w:sz w:val="20"/>
+          <w:szCs w:val="20"/>
+          <w:lang w:val="es-EC"/>
+        </w:rPr>
+        <w:t>na vez {finalizadoEntregado}</w:t>
+      </w:r>
+      <w:r>
+        <w:rPr>
+          <w:rFonts w:ascii="Titillium Web" w:hAnsi="Titillium Web"/>
+          <w:spacing w:val="-3"/>
+          <w:sz w:val="20"/>
+          <w:szCs w:val="20"/>
           <w:lang w:val="es-EC"/>
         </w:rPr>
         <w:t xml:space="preserve">, </w:t>
@@ -1889,28 +1858,18 @@
         <w:rPr>
           <w:rFonts w:ascii="Titillium Web" w:hAnsi="Titillium Web"/>
           <w:spacing w:val="-3"/>
-          <w:sz w:val="22"/>
-          <w:szCs w:val="22"/>
-          <w:lang w:val="es-EC"/>
-        </w:rPr>
-        <w:t xml:space="preserve">{ellaadministradorOrden}</w:t>
-      </w:r>
-      <w:r>
-        <w:rPr>
-          <w:rFonts w:ascii="Titillium Web" w:hAnsi="Titillium Web"/>
-          <w:spacing w:val="-3"/>
-          <w:sz w:val="22"/>
-          <w:szCs w:val="22"/>
-          <w:lang w:val="es-EC"/>
-        </w:rPr>
-        <w:t xml:space="preserve"> </w:t>
-      </w:r>
-      <w:r>
-        <w:rPr>
-          <w:rFonts w:ascii="Titillium Web" w:hAnsi="Titillium Web"/>
-          <w:spacing w:val="-3"/>
-          <w:sz w:val="22"/>
-          <w:szCs w:val="22"/>
+          <w:sz w:val="20"/>
+          <w:szCs w:val="20"/>
+          <w:lang w:val="es-EC"/>
+        </w:rPr>
+        <w:t xml:space="preserve">{ellaadministradorOrden} </w:t>
+      </w:r>
+      <w:r>
+        <w:rPr>
+          <w:rFonts w:ascii="Titillium Web" w:hAnsi="Titillium Web"/>
+          <w:spacing w:val="-3"/>
+          <w:sz w:val="20"/>
+          <w:szCs w:val="20"/>
           <w:lang w:val="es-EC"/>
         </w:rPr>
         <w:t>del instrumento jurídico</w:t>
@@ -1919,8 +1878,8 @@
         <w:rPr>
           <w:rFonts w:ascii="Titillium Web" w:hAnsi="Titillium Web"/>
           <w:spacing w:val="-3"/>
-          <w:sz w:val="22"/>
-          <w:szCs w:val="22"/>
+          <w:sz w:val="20"/>
+          <w:szCs w:val="20"/>
         </w:rPr>
         <w:t xml:space="preserve"> ejecutará el protocolo de evaluación de proveedores, analizando el nivel de satisfacción y el apego a los cronogramas establecidos.</w:t>
       </w:r>
@@ -1932,8 +1891,8 @@
         <w:rPr>
           <w:rFonts w:ascii="Titillium Web" w:hAnsi="Titillium Web"/>
           <w:spacing w:val="-3"/>
-          <w:sz w:val="22"/>
-          <w:szCs w:val="22"/>
+          <w:sz w:val="20"/>
+          <w:szCs w:val="20"/>
           <w:lang w:val="es-EC"/>
         </w:rPr>
       </w:pPr>
@@ -1944,17 +1903,17 @@
         <w:rPr>
           <w:rFonts w:ascii="Titillium Web" w:hAnsi="Titillium Web"/>
           <w:spacing w:val="-3"/>
-          <w:sz w:val="22"/>
-          <w:szCs w:val="22"/>
-          <w:lang w:val="es-EC"/>
-        </w:rPr>
-      </w:pPr>
-      <w:r>
-        <w:rPr>
-          <w:rFonts w:ascii="Titillium Web" w:hAnsi="Titillium Web"/>
-          <w:spacing w:val="-3"/>
-          <w:sz w:val="22"/>
-          <w:szCs w:val="22"/>
+          <w:sz w:val="20"/>
+          <w:szCs w:val="20"/>
+          <w:lang w:val="es-EC"/>
+        </w:rPr>
+      </w:pPr>
+      <w:r>
+        <w:rPr>
+          <w:rFonts w:ascii="Titillium Web" w:hAnsi="Titillium Web"/>
+          <w:spacing w:val="-3"/>
+          <w:sz w:val="20"/>
+          <w:szCs w:val="20"/>
           <w:lang w:val="es-EC"/>
         </w:rPr>
         <w:t>Agradecemos remitir su propuesta dentro del plazo indicado, de lo contrario esta será descartada automáticamente.</w:t>
@@ -1966,8 +1925,8 @@
         <w:rPr>
           <w:rFonts w:ascii="Titillium Web" w:hAnsi="Titillium Web"/>
           <w:spacing w:val="-3"/>
-          <w:sz w:val="22"/>
-          <w:szCs w:val="22"/>
+          <w:sz w:val="20"/>
+          <w:szCs w:val="20"/>
           <w:lang w:val="es-ES_tradnl"/>
         </w:rPr>
       </w:pPr>
@@ -1978,8 +1937,8 @@
         <w:rPr>
           <w:rFonts w:ascii="Titillium Web" w:hAnsi="Titillium Web"/>
           <w:spacing w:val="-3"/>
-          <w:sz w:val="22"/>
-          <w:szCs w:val="22"/>
+          <w:sz w:val="20"/>
+          <w:szCs w:val="20"/>
           <w:lang w:val="es-ES_tradnl"/>
         </w:rPr>
       </w:pPr>
@@ -1990,8 +1949,8 @@
         <w:rPr>
           <w:rFonts w:ascii="Titillium Web" w:hAnsi="Titillium Web"/>
           <w:spacing w:val="-3"/>
-          <w:sz w:val="22"/>
-          <w:szCs w:val="22"/>
+          <w:sz w:val="20"/>
+          <w:szCs w:val="20"/>
           <w:lang w:val="es-ES_tradnl"/>
         </w:rPr>
       </w:pPr>
@@ -1999,8 +1958,8 @@
         <w:rPr>
           <w:rFonts w:ascii="Titillium Web" w:hAnsi="Titillium Web"/>
           <w:spacing w:val="-3"/>
-          <w:sz w:val="22"/>
-          <w:szCs w:val="22"/>
+          <w:sz w:val="20"/>
+          <w:szCs w:val="20"/>
           <w:lang w:val="es-ES_tradnl"/>
         </w:rPr>
         <w:t>Atentamente,</w:t>
@@ -2012,8 +1971,8 @@
         <w:rPr>
           <w:rFonts w:ascii="Titillium Web" w:hAnsi="Titillium Web"/>
           <w:spacing w:val="-3"/>
-          <w:sz w:val="22"/>
-          <w:szCs w:val="22"/>
+          <w:sz w:val="20"/>
+          <w:szCs w:val="20"/>
           <w:lang w:val="es-ES_tradnl"/>
         </w:rPr>
       </w:pPr>
@@ -2024,8 +1983,8 @@
         <w:rPr>
           <w:rFonts w:ascii="Titillium Web" w:hAnsi="Titillium Web"/>
           <w:spacing w:val="-3"/>
-          <w:sz w:val="22"/>
-          <w:szCs w:val="22"/>
+          <w:sz w:val="20"/>
+          <w:szCs w:val="20"/>
           <w:lang w:val="es-ES_tradnl"/>
         </w:rPr>
       </w:pPr>
@@ -2036,8 +1995,8 @@
         <w:rPr>
           <w:rFonts w:ascii="Titillium Web" w:hAnsi="Titillium Web"/>
           <w:spacing w:val="-3"/>
-          <w:sz w:val="22"/>
-          <w:szCs w:val="22"/>
+          <w:sz w:val="20"/>
+          <w:szCs w:val="20"/>
           <w:lang w:val="es-ES_tradnl"/>
         </w:rPr>
       </w:pPr>
@@ -2045,8 +2004,8 @@
         <w:rPr>
           <w:rFonts w:ascii="Titillium Web" w:hAnsi="Titillium Web"/>
           <w:spacing w:val="-3"/>
-          <w:sz w:val="22"/>
-          <w:szCs w:val="22"/>
+          <w:sz w:val="20"/>
+          <w:szCs w:val="20"/>
           <w:lang w:val="es-ES_tradnl"/>
         </w:rPr>
         <w:t>{jefe}</w:t>
@@ -2059,8 +2018,8 @@
           <w:rFonts w:ascii="Titillium Web" w:hAnsi="Titillium Web"/>
           <w:b/>
           <w:spacing w:val="-3"/>
-          <w:sz w:val="22"/>
-          <w:szCs w:val="22"/>
+          <w:sz w:val="20"/>
+          <w:szCs w:val="20"/>
           <w:lang w:val="es-ES_tradnl"/>
         </w:rPr>
       </w:pPr>
@@ -2069,74 +2028,63 @@
           <w:rFonts w:ascii="Titillium Web" w:hAnsi="Titillium Web"/>
           <w:b/>
           <w:spacing w:val="-3"/>
-          <w:sz w:val="22"/>
-          <w:szCs w:val="22"/>
+          <w:sz w:val="20"/>
+          <w:szCs w:val="20"/>
           <w:lang w:val="es-ES_tradnl"/>
         </w:rPr>
-        <w:t xml:space="preserve">{AdministradoraAP}</w:t>
+        <w:t xml:space="preserve">{AdministradoraAP} </w:t>
       </w:r>
       <w:r>
         <w:rPr>
           <w:rFonts w:ascii="Titillium Web" w:hAnsi="Titillium Web"/>
           <w:b/>
           <w:spacing w:val="-3"/>
-          <w:sz w:val="22"/>
-          <w:szCs w:val="22"/>
+          <w:sz w:val="20"/>
+          <w:szCs w:val="20"/>
           <w:lang w:val="es-ES_tradnl"/>
         </w:rPr>
-        <w:t xml:space="preserve"> </w:t>
+        <w:t xml:space="preserve">del </w:t>
       </w:r>
       <w:r>
         <w:rPr>
           <w:rFonts w:ascii="Titillium Web" w:hAnsi="Titillium Web"/>
           <w:b/>
           <w:spacing w:val="-3"/>
-          <w:sz w:val="22"/>
-          <w:szCs w:val="22"/>
+          <w:sz w:val="20"/>
+          <w:szCs w:val="20"/>
           <w:lang w:val="es-ES_tradnl"/>
         </w:rPr>
-        <w:t xml:space="preserve">del </w:t>
+        <w:t>á</w:t>
       </w:r>
       <w:r>
         <w:rPr>
           <w:rFonts w:ascii="Titillium Web" w:hAnsi="Titillium Web"/>
           <w:b/>
           <w:spacing w:val="-3"/>
-          <w:sz w:val="22"/>
-          <w:szCs w:val="22"/>
+          <w:sz w:val="20"/>
+          <w:szCs w:val="20"/>
           <w:lang w:val="es-ES_tradnl"/>
         </w:rPr>
-        <w:t>á</w:t>
+        <w:t xml:space="preserve">rea </w:t>
       </w:r>
       <w:r>
         <w:rPr>
           <w:rFonts w:ascii="Titillium Web" w:hAnsi="Titillium Web"/>
           <w:b/>
           <w:spacing w:val="-3"/>
-          <w:sz w:val="22"/>
-          <w:szCs w:val="22"/>
+          <w:sz w:val="20"/>
+          <w:szCs w:val="20"/>
           <w:lang w:val="es-ES_tradnl"/>
         </w:rPr>
-        <w:t xml:space="preserve">rea </w:t>
+        <w:t>p</w:t>
       </w:r>
       <w:r>
         <w:rPr>
           <w:rFonts w:ascii="Titillium Web" w:hAnsi="Titillium Web"/>
           <w:b/>
           <w:spacing w:val="-3"/>
-          <w:sz w:val="22"/>
-          <w:szCs w:val="22"/>
-          <w:lang w:val="es-ES_tradnl"/>
-        </w:rPr>
-        <w:t>p</w:t>
-      </w:r>
-      <w:r>
-        <w:rPr>
-          <w:rFonts w:ascii="Titillium Web" w:hAnsi="Titillium Web"/>
-          <w:b/>
-          <w:spacing w:val="-3"/>
-          <w:sz w:val="22"/>
-          <w:szCs w:val="22"/>
+          <w:sz w:val="20"/>
+          <w:szCs w:val="20"/>
           <w:lang w:val="es-ES_tradnl"/>
         </w:rPr>
         <w:t>rotegida</w:t>
@@ -2149,8 +2097,8 @@
           <w:rFonts w:ascii="Titillium Web" w:hAnsi="Titillium Web"/>
           <w:b/>
           <w:spacing w:val="-3"/>
-          <w:sz w:val="22"/>
-          <w:szCs w:val="22"/>
+          <w:sz w:val="20"/>
+          <w:szCs w:val="20"/>
           <w:lang w:val="es-ES_tradnl"/>
         </w:rPr>
       </w:pPr>
@@ -2159,8 +2107,8 @@
           <w:rFonts w:ascii="Titillium Web" w:hAnsi="Titillium Web"/>
           <w:b/>
           <w:spacing w:val="-3"/>
-          <w:sz w:val="22"/>
-          <w:szCs w:val="22"/>
+          <w:sz w:val="20"/>
+          <w:szCs w:val="20"/>
           <w:lang w:val="es-ES_tradnl"/>
         </w:rPr>
         <w:t>{area}</w:t>
@@ -2171,6 +2119,8 @@
       <w:headerReference w:type="default" r:id="rId13"/>
       <w:footerReference w:type="even" r:id="rId14"/>
       <w:footerReference w:type="default" r:id="rId15"/>
+      <w:headerReference w:type="first" r:id="rId16"/>
+      <w:footerReference w:type="first" r:id="rId17"/>
       <w:pgSz w:w="11906" w:h="16838"/>
       <w:pgMar w:top="1134" w:right="1134" w:bottom="1134" w:left="1418" w:header="284" w:footer="709" w:gutter="0"/>
       <w:cols w:space="708"/>
@@ -2197,7 +2147,7 @@
         <w:rPr>
           <w:lang w:val="es-EC"/>
         </w:rPr>
-        <w:t>La invitación debe ser posterior al inicio</w:t>
+        <w:t>La invitación debe ser posterior o en la misma fecha del inicio de proceso</w:t>
       </w:r>
     </w:p>
   </w:comment>
@@ -2239,7 +2189,7 @@
       </w:r>
     </w:p>
   </w:comment>
-  <w:comment w:id="3" w:author="Rodriguez Diego" w:date="2025-12-03T16:19:00Z" w:initials="DR">
+  <w:comment w:id="3" w:author="Rodriguez Diego" w:date="2026-09-11T15:31:00Z" w:initials="DR">
     <w:p>
       <w:pPr>
         <w:pStyle w:val="Textocomentario"/>
@@ -2254,11 +2204,11 @@
         <w:rPr>
           <w:lang w:val="es-EC"/>
         </w:rPr>
-        <w:t>Esto es un ejemplo, ajustar de acuerdo a sus necesidades y a las condiciones determinadas por ustedes</w:t>
+        <w:t>Para los servicios recurrentes deben poner: El plazo será contado a partir de la firma del instrumento jurídico hasta el 31 de diciembre de 2026 (o si es combustible 31 de enero de 2027)</w:t>
       </w:r>
     </w:p>
   </w:comment>
-  <w:comment w:id="4" w:author="Rodriguez Diego" w:date="2026-06-04T11:01:00Z" w:initials="DR">
+  <w:comment w:id="4" w:author="Rodriguez Diego" w:date="2025-12-03T16:19:00Z" w:initials="DR">
     <w:p>
       <w:pPr>
         <w:pStyle w:val="Textocomentario"/>
@@ -2273,11 +2223,11 @@
         <w:rPr>
           <w:lang w:val="es-EC"/>
         </w:rPr>
-        <w:t>Depende del caso, podría ser la garantía técnica de los bienes o del mantenimiento de vehículos</w:t>
+        <w:t>Esto es un ejemplo, ajustar de acuerdo a sus necesidades y a las condiciones determinadas por ustedes</w:t>
       </w:r>
     </w:p>
   </w:comment>
-  <w:comment w:id="5" w:author="Rodriguez Diego" w:date="2026-06-04T11:02:00Z" w:initials="DR">
+  <w:comment w:id="5" w:author="Rodriguez Diego" w:date="2026-06-04T11:01:00Z" w:initials="DR">
     <w:p>
       <w:pPr>
         <w:pStyle w:val="Textocomentario"/>
@@ -2292,11 +2242,30 @@
         <w:rPr>
           <w:lang w:val="es-EC"/>
         </w:rPr>
-        <w:t>Formato: 1 de enero de 2026 hasta las 17h00.</w:t>
+        <w:t>Depende del caso, podría ser la garantía técnica de los bienes o del mantenimiento de vehículos</w:t>
       </w:r>
     </w:p>
   </w:comment>
-  <w:comment w:id="6" w:author="Rodriguez Diego" w:date="2026-03-04T11:01:00Z" w:initials="DR">
+  <w:comment w:id="6" w:author="Rodriguez Diego" w:date="2026-06-04T11:02:00Z" w:initials="DR">
+    <w:p>
+      <w:pPr>
+        <w:pStyle w:val="Textocomentario"/>
+      </w:pPr>
+      <w:r>
+        <w:rPr>
+          <w:rStyle w:val="Refdecomentario"/>
+        </w:rPr>
+        <w:annotationRef/>
+      </w:r>
+      <w:r>
+        <w:rPr>
+          <w:lang w:val="es-EC"/>
+        </w:rPr>
+        <w:t>Formato: 1 de enero de 2026 hasta las 17h00.</w:t>
+      </w:r>
+    </w:p>
+  </w:comment>
+  <w:comment w:id="7" w:author="Rodriguez Diego" w:date="2026-03-04T11:01:00Z" w:initials="DR">
     <w:p>
       <w:pPr>
         <w:pStyle w:val="Textocomentario"/>
@@ -2323,6 +2292,7 @@
   <w15:commentEx w15:paraId="7152B3AF" w15:done="0"/>
   <w15:commentEx w15:paraId="216AB75E" w15:done="0"/>
   <w15:commentEx w15:paraId="09ABD936" w15:done="0"/>
+  <w15:commentEx w15:paraId="3666B410" w15:done="0"/>
   <w15:commentEx w15:paraId="29EEFF27" w15:done="0"/>
   <w15:commentEx w15:paraId="77C3A941" w15:done="0"/>
   <w15:commentEx w15:paraId="3507CD5B" w15:done="0"/>
@@ -2335,6 +2305,7 @@
   <w16cex:commentExtensible w16cex:durableId="26AE88DF" w16cex:dateUtc="2026-03-04T16:03:00Z"/>
   <w16cex:commentExtensible w16cex:durableId="76F61C1F" w16cex:dateUtc="2026-05-05T21:10:00Z"/>
   <w16cex:commentExtensible w16cex:durableId="5916756B" w16cex:dateUtc="2026-01-12T16:29:00Z"/>
+  <w16cex:commentExtensible w16cex:durableId="20AC6D14" w16cex:dateUtc="2026-09-11T20:31:00Z"/>
   <w16cex:commentExtensible w16cex:durableId="51A9D17C" w16cex:dateUtc="2026-06-04T16:01:00Z"/>
   <w16cex:commentExtensible w16cex:durableId="74BCBDE8" w16cex:dateUtc="2026-06-04T16:02:00Z"/>
   <w16cex:commentExtensible w16cex:durableId="2813585D" w16cex:dateUtc="2026-03-04T16:01:00Z"/>
@@ -2346,6 +2317,7 @@
   <w16cid:commentId w16cid:paraId="7152B3AF" w16cid:durableId="26AE88DF"/>
   <w16cid:commentId w16cid:paraId="216AB75E" w16cid:durableId="76F61C1F"/>
   <w16cid:commentId w16cid:paraId="09ABD936" w16cid:durableId="5916756B"/>
+  <w16cid:commentId w16cid:paraId="3666B410" w16cid:durableId="20AC6D14"/>
   <w16cid:commentId w16cid:paraId="29EEFF27" w16cid:durableId="29EEFF27"/>
   <w16cid:commentId w16cid:paraId="77C3A941" w16cid:durableId="51A9D17C"/>
   <w16cid:commentId w16cid:paraId="3507CD5B" w16cid:durableId="74BCBDE8"/>
@@ -2542,6 +2514,16 @@
         <w:tab w:val="left" w:pos="3420"/>
         <w:tab w:val="left" w:pos="5475"/>
       </w:tabs>
+    </w:pPr>
+  </w:p>
+</w:ftr>
+</file>
+
+<file path=word/footer3.xml><?xml version="1.0" encoding="utf-8"?>
+<w:ftr xmlns:wpc="http://schemas.microsoft.com/office/word/2010/wordprocessingCanvas" xmlns:cx="http://schemas.microsoft.com/office/drawing/2014/chartex" xmlns:cx1="http://schemas.microsoft.com/office/drawing/2015/9/8/chartex" xmlns:cx2="http://schemas.microsoft.com/office/drawing/2015/10/21/chartex" xmlns:cx3="http://schemas.microsoft.com/office/drawing/2016/5/9/chartex" xmlns:cx4="http://schemas.microsoft.com/office/drawing/2016/5/10/chartex" xmlns:cx5="http://schemas.microsoft.com/office/drawing/2016/5/11/chartex" xmlns:cx6="http://schemas.microsoft.com/office/drawing/2016/5/12/chartex" xmlns:cx7="http://schemas.microsoft.com/office/drawing/2016/5/13/chartex" xmlns:cx8="http://schemas.microsoft.com/office/drawing/2016/5/14/chartex" xmlns:mc="http://schemas.openxmlformats.org/markup-compatibility/2006" xmlns:aink="http://schemas.microsoft.com/office/drawing/2016/ink" xmlns:am3d="http://schemas.microsoft.com/office/drawing/2017/model3d" xmlns:o="urn:schemas-microsoft-com:office:office" xmlns:oel="http://schemas.microsoft.com/office/2019/extlst" xmlns:r="http://schemas.openxmlformats.org/officeDocument/2006/relationships" xmlns:m="http://schemas.openxmlformats.org/officeDocument/2006/math" xmlns:v="urn:schemas-microsoft-com:vml" xmlns:wp14="http://schemas.microsoft.com/office/word/2010/wordprocessingDrawing" xmlns:wp="http://schemas.openxmlformats.org/drawingml/2006/wordprocessingDrawing" xmlns:w10="urn:schemas-microsoft-com:office:word" xmlns:w="http://schemas.openxmlformats.org/wordprocessingml/2006/main" xmlns:w14="http://schemas.microsoft.com/office/word/2010/wordml" xmlns:w15="http://schemas.microsoft.com/office/word/2012/wordml" xmlns:w16cex="http://schemas.microsoft.com/office/word/2018/wordml/cex" xmlns:w16cid="http://schemas.microsoft.com/office/word/2016/wordml/cid" xmlns:w16="http://schemas.microsoft.com/office/word/2018/wordml" xmlns:w16du="http://schemas.microsoft.com/office/word/2023/wordml/word16du" xmlns:w16sdtdh="http://schemas.microsoft.com/office/word/2020/wordml/sdtdatahash" xmlns:w16sdtfl="http://schemas.microsoft.com/office/word/2024/wordml/sdtformatlock" xmlns:w16se="http://schemas.microsoft.com/office/word/2015/wordml/symex" xmlns:wpg="http://schemas.microsoft.com/office/word/2010/wordprocessingGroup" xmlns:wpi="http://schemas.microsoft.com/office/word/2010/wordprocessingInk" xmlns:wne="http://schemas.microsoft.com/office/word/2006/wordml" xmlns:wps="http://schemas.microsoft.com/office/word/2010/wordprocessingShape" mc:Ignorable="w14 w15 w16se w16cid w16 w16cex w16sdtdh w16sdtfl w16du wp14">
+  <w:p>
+    <w:pPr>
+      <w:pStyle w:val="Piedepgina"/>
     </w:pPr>
   </w:p>
 </w:ftr>
@@ -2722,6 +2704,8 @@
             <w:rPr>
               <w:rFonts w:ascii="Titillium Web" w:hAnsi="Titillium Web" w:cs="Arial"/>
               <w:b/>
+              <w:sz w:val="20"/>
+              <w:szCs w:val="20"/>
               <w:lang w:val="es-MX"/>
             </w:rPr>
           </w:pPr>
@@ -2729,6 +2713,8 @@
             <w:rPr>
               <w:rFonts w:ascii="Titillium Web" w:hAnsi="Titillium Web" w:cs="Arial"/>
               <w:b/>
+              <w:sz w:val="20"/>
+              <w:szCs w:val="20"/>
               <w:lang w:val="es-MX"/>
             </w:rPr>
             <w:t xml:space="preserve">FONDO DE INVERSIÓN </w:t>
@@ -2744,6 +2730,8 @@
             <w:rPr>
               <w:rFonts w:ascii="Titillium Web" w:hAnsi="Titillium Web" w:cs="Arial"/>
               <w:b/>
+              <w:sz w:val="20"/>
+              <w:szCs w:val="20"/>
               <w:lang w:val="es-MX"/>
             </w:rPr>
           </w:pPr>
@@ -2751,6 +2739,8 @@
             <w:rPr>
               <w:rFonts w:ascii="Titillium Web" w:hAnsi="Titillium Web" w:cs="Arial"/>
               <w:b/>
+              <w:sz w:val="20"/>
+              <w:szCs w:val="20"/>
               <w:lang w:val="es-MX"/>
             </w:rPr>
             <w:t>AMBIENTAL SOSTENIBLE</w:t>
@@ -2774,23 +2764,23 @@
             <w:rPr>
               <w:rFonts w:ascii="Titillium Web" w:hAnsi="Titillium Web" w:cs="Calibri"/>
               <w:color w:val="000000"/>
-              <w:sz w:val="18"/>
-              <w:szCs w:val="18"/>
+              <w:sz w:val="20"/>
+              <w:szCs w:val="20"/>
             </w:rPr>
           </w:pPr>
           <w:r>
             <w:rPr>
               <w:rFonts w:ascii="Titillium Web" w:hAnsi="Titillium Web" w:cs="Arial"/>
-              <w:sz w:val="18"/>
-              <w:szCs w:val="18"/>
+              <w:sz w:val="20"/>
+              <w:szCs w:val="20"/>
             </w:rPr>
             <w:t>Código: FAP-202</w:t>
           </w:r>
           <w:r>
             <w:rPr>
               <w:rFonts w:ascii="Titillium Web" w:hAnsi="Titillium Web" w:cs="Arial"/>
-              <w:sz w:val="18"/>
-              <w:szCs w:val="18"/>
+              <w:sz w:val="20"/>
+              <w:szCs w:val="20"/>
             </w:rPr>
             <w:t>6-01</w:t>
           </w:r>
@@ -2844,6 +2834,8 @@
             <w:rPr>
               <w:rFonts w:ascii="Titillium Web" w:hAnsi="Titillium Web" w:cs="Arial"/>
               <w:b/>
+              <w:sz w:val="20"/>
+              <w:szCs w:val="20"/>
             </w:rPr>
           </w:pPr>
         </w:p>
@@ -2864,16 +2856,16 @@
             </w:tabs>
             <w:rPr>
               <w:rFonts w:ascii="Titillium Web" w:hAnsi="Titillium Web" w:cs="Arial"/>
-              <w:sz w:val="18"/>
-              <w:szCs w:val="18"/>
+              <w:sz w:val="20"/>
+              <w:szCs w:val="20"/>
               <w:lang w:val="en-US"/>
             </w:rPr>
           </w:pPr>
           <w:r>
             <w:rPr>
               <w:rFonts w:ascii="Titillium Web" w:hAnsi="Titillium Web" w:cs="Arial"/>
-              <w:sz w:val="18"/>
-              <w:szCs w:val="18"/>
+              <w:sz w:val="20"/>
+              <w:szCs w:val="20"/>
               <w:lang w:val="es-MX"/>
             </w:rPr>
             <w:t xml:space="preserve">Fecha: </w:t>
@@ -2881,8 +2873,8 @@
           <w:r>
             <w:rPr>
               <w:rFonts w:ascii="Titillium Web" w:hAnsi="Titillium Web" w:cs="Arial"/>
-              <w:sz w:val="18"/>
-              <w:szCs w:val="18"/>
+              <w:sz w:val="20"/>
+              <w:szCs w:val="20"/>
               <w:lang w:val="es-MX"/>
             </w:rPr>
             <w:t>4</w:t>
@@ -2890,8 +2882,8 @@
           <w:r>
             <w:rPr>
               <w:rFonts w:ascii="Titillium Web" w:hAnsi="Titillium Web" w:cs="Arial"/>
-              <w:sz w:val="18"/>
-              <w:szCs w:val="18"/>
+              <w:sz w:val="20"/>
+              <w:szCs w:val="20"/>
               <w:lang w:val="es-MX"/>
             </w:rPr>
             <w:t>/</w:t>
@@ -2899,8 +2891,8 @@
           <w:r>
             <w:rPr>
               <w:rFonts w:ascii="Titillium Web" w:hAnsi="Titillium Web" w:cs="Arial"/>
-              <w:sz w:val="18"/>
-              <w:szCs w:val="18"/>
+              <w:sz w:val="20"/>
+              <w:szCs w:val="20"/>
               <w:lang w:val="es-MX"/>
             </w:rPr>
             <w:t>6</w:t>
@@ -2908,8 +2900,8 @@
           <w:r>
             <w:rPr>
               <w:rFonts w:ascii="Titillium Web" w:hAnsi="Titillium Web" w:cs="Arial"/>
-              <w:sz w:val="18"/>
-              <w:szCs w:val="18"/>
+              <w:sz w:val="20"/>
+              <w:szCs w:val="20"/>
               <w:lang w:val="es-MX"/>
             </w:rPr>
             <w:t>/202</w:t>
@@ -2917,8 +2909,8 @@
           <w:r>
             <w:rPr>
               <w:rFonts w:ascii="Titillium Web" w:hAnsi="Titillium Web" w:cs="Arial"/>
-              <w:sz w:val="18"/>
-              <w:szCs w:val="18"/>
+              <w:sz w:val="20"/>
+              <w:szCs w:val="20"/>
               <w:lang w:val="es-MX"/>
             </w:rPr>
             <w:t>6</w:t>
@@ -2969,12 +2961,16 @@
             <w:rPr>
               <w:rFonts w:ascii="Titillium Web" w:hAnsi="Titillium Web"/>
               <w:b/>
+              <w:sz w:val="20"/>
+              <w:szCs w:val="20"/>
             </w:rPr>
           </w:pPr>
           <w:r>
             <w:rPr>
               <w:rFonts w:ascii="Titillium Web" w:hAnsi="Titillium Web"/>
               <w:b/>
+              <w:sz w:val="20"/>
+              <w:szCs w:val="20"/>
             </w:rPr>
             <w:t>Solicitud de cotización e i</w:t>
           </w:r>
@@ -2982,6 +2978,8 @@
             <w:rPr>
               <w:rFonts w:ascii="Titillium Web" w:hAnsi="Titillium Web"/>
               <w:b/>
+              <w:sz w:val="20"/>
+              <w:szCs w:val="20"/>
             </w:rPr>
             <w:t>nvitación</w:t>
           </w:r>
@@ -2989,6 +2987,8 @@
             <w:rPr>
               <w:rFonts w:ascii="Titillium Web" w:hAnsi="Titillium Web"/>
               <w:b/>
+              <w:sz w:val="20"/>
+              <w:szCs w:val="20"/>
             </w:rPr>
             <w:t xml:space="preserve"> </w:t>
           </w:r>
@@ -3003,6 +3003,8 @@
               <w:rFonts w:ascii="Titillium Web" w:eastAsia="Batang" w:hAnsi="Titillium Web"/>
               <w:b/>
               <w:i/>
+              <w:sz w:val="20"/>
+              <w:szCs w:val="20"/>
             </w:rPr>
           </w:pPr>
           <w:r>
@@ -3010,6 +3012,8 @@
               <w:rFonts w:ascii="Titillium Web" w:eastAsia="Batang" w:hAnsi="Titillium Web"/>
               <w:b/>
               <w:iCs/>
+              <w:sz w:val="20"/>
+              <w:szCs w:val="20"/>
             </w:rPr>
             <w:t>{objeto}</w:t>
           </w:r>
@@ -3024,6 +3028,16 @@
         <w:rFonts w:ascii="Garamond" w:hAnsi="Garamond"/>
         <w:b/>
       </w:rPr>
+    </w:pPr>
+  </w:p>
+</w:hdr>
+</file>
+
+<file path=word/header3.xml><?xml version="1.0" encoding="utf-8"?>
+<w:hdr xmlns:wpc="http://schemas.microsoft.com/office/word/2010/wordprocessingCanvas" xmlns:cx="http://schemas.microsoft.com/office/drawing/2014/chartex" xmlns:cx1="http://schemas.microsoft.com/office/drawing/2015/9/8/chartex" xmlns:cx2="http://schemas.microsoft.com/office/drawing/2015/10/21/chartex" xmlns:cx3="http://schemas.microsoft.com/office/drawing/2016/5/9/chartex" xmlns:cx4="http://schemas.microsoft.com/office/drawing/2016/5/10/chartex" xmlns:cx5="http://schemas.microsoft.com/office/drawing/2016/5/11/chartex" xmlns:cx6="http://schemas.microsoft.com/office/drawing/2016/5/12/chartex" xmlns:cx7="http://schemas.microsoft.com/office/drawing/2016/5/13/chartex" xmlns:cx8="http://schemas.microsoft.com/office/drawing/2016/5/14/chartex" xmlns:mc="http://schemas.openxmlformats.org/markup-compatibility/2006" xmlns:aink="http://schemas.microsoft.com/office/drawing/2016/ink" xmlns:am3d="http://schemas.microsoft.com/office/drawing/2017/model3d" xmlns:o="urn:schemas-microsoft-com:office:office" xmlns:oel="http://schemas.microsoft.com/office/2019/extlst" xmlns:r="http://schemas.openxmlformats.org/officeDocument/2006/relationships" xmlns:m="http://schemas.openxmlformats.org/officeDocument/2006/math" xmlns:v="urn:schemas-microsoft-com:vml" xmlns:wp14="http://schemas.microsoft.com/office/word/2010/wordprocessingDrawing" xmlns:wp="http://schemas.openxmlformats.org/drawingml/2006/wordprocessingDrawing" xmlns:w10="urn:schemas-microsoft-com:office:word" xmlns:w="http://schemas.openxmlformats.org/wordprocessingml/2006/main" xmlns:w14="http://schemas.microsoft.com/office/word/2010/wordml" xmlns:w15="http://schemas.microsoft.com/office/word/2012/wordml" xmlns:w16cex="http://schemas.microsoft.com/office/word/2018/wordml/cex" xmlns:w16cid="http://schemas.microsoft.com/office/word/2016/wordml/cid" xmlns:w16="http://schemas.microsoft.com/office/word/2018/wordml" xmlns:w16du="http://schemas.microsoft.com/office/word/2023/wordml/word16du" xmlns:w16sdtdh="http://schemas.microsoft.com/office/word/2020/wordml/sdtdatahash" xmlns:w16sdtfl="http://schemas.microsoft.com/office/word/2024/wordml/sdtformatlock" xmlns:w16se="http://schemas.microsoft.com/office/word/2015/wordml/symex" xmlns:wpg="http://schemas.microsoft.com/office/word/2010/wordprocessingGroup" xmlns:wpi="http://schemas.microsoft.com/office/word/2010/wordprocessingInk" xmlns:wne="http://schemas.microsoft.com/office/word/2006/wordml" xmlns:wps="http://schemas.microsoft.com/office/word/2010/wordprocessingShape" mc:Ignorable="w14 w15 w16se w16cid w16 w16cex w16sdtdh w16sdtfl w16du wp14">
+  <w:p>
+    <w:pPr>
+      <w:pStyle w:val="Encabezado"/>
     </w:pPr>
   </w:p>
 </w:hdr>
@@ -6409,177 +6423,6 @@
   <w:docParts>
     <w:docPart>
       <w:docPartPr>
-        <w:name w:val="DefaultPlaceholder_-1854013438"/>
-        <w:category>
-          <w:name w:val="General"/>
-          <w:gallery w:val="placeholder"/>
-        </w:category>
-        <w:types>
-          <w:type w:val="bbPlcHdr"/>
-        </w:types>
-        <w:behaviors>
-          <w:behavior w:val="content"/>
-        </w:behaviors>
-        <w:guid w:val="{7DC73725-C98B-4704-B487-9893EB241EE0}"/>
-      </w:docPartPr>
-      <w:docPartBody>
-        <w:p>
-          <w:r>
-            <w:rPr>
-              <w:rStyle w:val="Textodelmarcadordeposicin"/>
-            </w:rPr>
-            <w:t>Elija un elemento.</w:t>
-          </w:r>
-        </w:p>
-      </w:docPartBody>
-    </w:docPart>
-    <w:docPart>
-      <w:docPartPr>
-        <w:name w:val="C2C6E8CFE402417792449DD350CA7FF6"/>
-        <w:category>
-          <w:name w:val="General"/>
-          <w:gallery w:val="placeholder"/>
-        </w:category>
-        <w:types>
-          <w:type w:val="bbPlcHdr"/>
-        </w:types>
-        <w:behaviors>
-          <w:behavior w:val="content"/>
-        </w:behaviors>
-        <w:guid w:val="{C555CB68-39E2-4D1F-A45A-5771CFFF76E1}"/>
-      </w:docPartPr>
-      <w:docPartBody>
-        <w:p>
-          <w:pPr>
-            <w:pStyle w:val="C2C6E8CFE402417792449DD350CA7FF6"/>
-          </w:pPr>
-          <w:r>
-            <w:rPr>
-              <w:rStyle w:val="Textodelmarcadordeposicin"/>
-            </w:rPr>
-            <w:t>Elija un elemento.</w:t>
-          </w:r>
-        </w:p>
-      </w:docPartBody>
-    </w:docPart>
-    <w:docPart>
-      <w:docPartPr>
-        <w:name w:val="14832D90E4D149AC9BEC5FDB96A539F0"/>
-        <w:category>
-          <w:name w:val="General"/>
-          <w:gallery w:val="placeholder"/>
-        </w:category>
-        <w:types>
-          <w:type w:val="bbPlcHdr"/>
-        </w:types>
-        <w:behaviors>
-          <w:behavior w:val="content"/>
-        </w:behaviors>
-        <w:guid w:val="{7146D505-2198-443B-B279-6B7567581A2A}"/>
-      </w:docPartPr>
-      <w:docPartBody>
-        <w:p>
-          <w:pPr>
-            <w:pStyle w:val="14832D90E4D149AC9BEC5FDB96A539F0"/>
-          </w:pPr>
-          <w:r>
-            <w:rPr>
-              <w:rStyle w:val="Textodelmarcadordeposicin"/>
-            </w:rPr>
-            <w:t>Elija un elemento.</w:t>
-          </w:r>
-        </w:p>
-      </w:docPartBody>
-    </w:docPart>
-    <w:docPart>
-      <w:docPartPr>
-        <w:name w:val="7DAADEC3A33040F888C62E8E787FEC37"/>
-        <w:category>
-          <w:name w:val="General"/>
-          <w:gallery w:val="placeholder"/>
-        </w:category>
-        <w:types>
-          <w:type w:val="bbPlcHdr"/>
-        </w:types>
-        <w:behaviors>
-          <w:behavior w:val="content"/>
-        </w:behaviors>
-        <w:guid w:val="{26F3C2AB-597D-4880-837C-D255D1FC0FF0}"/>
-      </w:docPartPr>
-      <w:docPartBody>
-        <w:p>
-          <w:pPr>
-            <w:pStyle w:val="7DAADEC3A33040F888C62E8E787FEC37"/>
-          </w:pPr>
-          <w:r>
-            <w:rPr>
-              <w:rStyle w:val="Textodelmarcadordeposicin"/>
-            </w:rPr>
-            <w:t>Elija un elemento.</w:t>
-          </w:r>
-        </w:p>
-      </w:docPartBody>
-    </w:docPart>
-    <w:docPart>
-      <w:docPartPr>
-        <w:name w:val="735C4946B7C144C484CE19791DA47357"/>
-        <w:category>
-          <w:name w:val="General"/>
-          <w:gallery w:val="placeholder"/>
-        </w:category>
-        <w:types>
-          <w:type w:val="bbPlcHdr"/>
-        </w:types>
-        <w:behaviors>
-          <w:behavior w:val="content"/>
-        </w:behaviors>
-        <w:guid w:val="{0C747DF0-6CFA-45DB-80BB-D3A924DE6F6B}"/>
-      </w:docPartPr>
-      <w:docPartBody>
-        <w:p>
-          <w:pPr>
-            <w:pStyle w:val="735C4946B7C144C484CE19791DA47357"/>
-          </w:pPr>
-          <w:r>
-            <w:rPr>
-              <w:rStyle w:val="Textodelmarcadordeposicin"/>
-            </w:rPr>
-            <w:t>Elija un elemento.</w:t>
-          </w:r>
-        </w:p>
-      </w:docPartBody>
-    </w:docPart>
-    <w:docPart>
-      <w:docPartPr>
-        <w:name w:val="C5B8F2569C254D41BA53E3C18A1AD9D3"/>
-        <w:category>
-          <w:name w:val="General"/>
-          <w:gallery w:val="placeholder"/>
-        </w:category>
-        <w:types>
-          <w:type w:val="bbPlcHdr"/>
-        </w:types>
-        <w:behaviors>
-          <w:behavior w:val="content"/>
-        </w:behaviors>
-        <w:guid w:val="{94826165-31AE-4547-9A60-04AC86F82F65}"/>
-      </w:docPartPr>
-      <w:docPartBody>
-        <w:p>
-          <w:pPr>
-            <w:pStyle w:val="C5B8F2569C254D41BA53E3C18A1AD9D3"/>
-          </w:pPr>
-          <w:r>
-            <w:rPr>
-              <w:rStyle w:val="Textodelmarcadordeposicin"/>
-            </w:rPr>
-            <w:t>Elija un elemento.</w:t>
-          </w:r>
-        </w:p>
-      </w:docPartBody>
-    </w:docPart>
-    <w:docPart>
-      <w:docPartPr>
         <w:name w:val="893FFD0A8A3B4ACDB97477BB182A5FA5"/>
         <w:category>
           <w:name w:val="General"/>
@@ -6597,93 +6440,6 @@
         <w:p>
           <w:pPr>
             <w:pStyle w:val="893FFD0A8A3B4ACDB97477BB182A5FA5"/>
-          </w:pPr>
-          <w:r>
-            <w:rPr>
-              <w:rStyle w:val="Textodelmarcadordeposicin"/>
-            </w:rPr>
-            <w:t>Elija un elemento.</w:t>
-          </w:r>
-        </w:p>
-      </w:docPartBody>
-    </w:docPart>
-    <w:docPart>
-      <w:docPartPr>
-        <w:name w:val="9C6806F400184C19A4A25D55F0FADEEE"/>
-        <w:category>
-          <w:name w:val="General"/>
-          <w:gallery w:val="placeholder"/>
-        </w:category>
-        <w:types>
-          <w:type w:val="bbPlcHdr"/>
-        </w:types>
-        <w:behaviors>
-          <w:behavior w:val="content"/>
-        </w:behaviors>
-        <w:guid w:val="{084AB437-AE53-4772-9839-80784AFA4A02}"/>
-      </w:docPartPr>
-      <w:docPartBody>
-        <w:p>
-          <w:pPr>
-            <w:pStyle w:val="9C6806F400184C19A4A25D55F0FADEEE"/>
-          </w:pPr>
-          <w:r>
-            <w:rPr>
-              <w:rStyle w:val="Textodelmarcadordeposicin"/>
-            </w:rPr>
-            <w:t>Elija un elemento.</w:t>
-          </w:r>
-        </w:p>
-      </w:docPartBody>
-    </w:docPart>
-    <w:docPart>
-      <w:docPartPr>
-        <w:name w:val="142A4718E1D14664819BB924FB1FEF7A"/>
-        <w:category>
-          <w:name w:val="General"/>
-          <w:gallery w:val="placeholder"/>
-        </w:category>
-        <w:types>
-          <w:type w:val="bbPlcHdr"/>
-        </w:types>
-        <w:behaviors>
-          <w:behavior w:val="content"/>
-        </w:behaviors>
-        <w:guid w:val="{65027646-D592-4E9B-AF5C-A288D07069C6}"/>
-      </w:docPartPr>
-      <w:docPartBody>
-        <w:p>
-          <w:pPr>
-            <w:pStyle w:val="142A4718E1D14664819BB924FB1FEF7A"/>
-          </w:pPr>
-          <w:r>
-            <w:rPr>
-              <w:rStyle w:val="Textodelmarcadordeposicin"/>
-            </w:rPr>
-            <w:t>Elija un elemento.</w:t>
-          </w:r>
-        </w:p>
-      </w:docPartBody>
-    </w:docPart>
-    <w:docPart>
-      <w:docPartPr>
-        <w:name w:val="C6C0C6FC164445C6AC9AB0FE6577DCE5"/>
-        <w:category>
-          <w:name w:val="General"/>
-          <w:gallery w:val="placeholder"/>
-        </w:category>
-        <w:types>
-          <w:type w:val="bbPlcHdr"/>
-        </w:types>
-        <w:behaviors>
-          <w:behavior w:val="content"/>
-        </w:behaviors>
-        <w:guid w:val="{756D25F3-6069-46E1-B425-D0626606513D}"/>
-      </w:docPartPr>
-      <w:docPartBody>
-        <w:p>
-          <w:pPr>
-            <w:pStyle w:val="C6C0C6FC164445C6AC9AB0FE6577DCE5"/>
           </w:pPr>
           <w:r>
             <w:rPr>
@@ -6814,6 +6570,7 @@
     <w:sig w:usb0="E00002FF" w:usb1="6AC7FDFB" w:usb2="08000012" w:usb3="00000000" w:csb0="0002009F" w:csb1="00000000"/>
   </w:font>
   <w:font w:name="Batang">
+    <w:altName w:val="바탕"/>
     <w:panose1 w:val="02030600000101010101"/>
     <w:charset w:val="81"/>
     <w:family w:val="roman"/>
@@ -6881,7 +6638,9 @@
     <w:rsid w:val="00303A86"/>
     <w:rsid w:val="004319F5"/>
     <w:rsid w:val="0045160C"/>
+    <w:rsid w:val="00457423"/>
     <w:rsid w:val="0050309A"/>
+    <w:rsid w:val="005A295E"/>
     <w:rsid w:val="005A7816"/>
     <w:rsid w:val="006A2C5F"/>
     <w:rsid w:val="006D4BBD"/>
@@ -6890,9 +6649,12 @@
     <w:rsid w:val="00724771"/>
     <w:rsid w:val="00742174"/>
     <w:rsid w:val="00762361"/>
+    <w:rsid w:val="007714C6"/>
     <w:rsid w:val="007C3522"/>
     <w:rsid w:val="007D4022"/>
+    <w:rsid w:val="00811300"/>
     <w:rsid w:val="00882DBD"/>
+    <w:rsid w:val="008C07D8"/>
     <w:rsid w:val="009046C6"/>
     <w:rsid w:val="009425F4"/>
     <w:rsid w:val="00963BDD"/>
@@ -6905,6 +6667,7 @@
     <w:rsid w:val="00CD7CE8"/>
     <w:rsid w:val="00D230FF"/>
     <w:rsid w:val="00D37D39"/>
+    <w:rsid w:val="00D528D9"/>
     <w:rsid w:val="00D76945"/>
     <w:rsid w:val="00DC6FC7"/>
     <w:rsid w:val="00E8505F"/>
@@ -7371,40 +7134,8 @@
       <w:color w:val="666666"/>
     </w:rPr>
   </w:style>
-  <w:style w:type="paragraph" w:customStyle="1" w:styleId="C6C0C6FC164445C6AC9AB0FE6577DCE5">
-    <w:name w:val="C6C0C6FC164445C6AC9AB0FE6577DCE5"/>
-    <w:rsid w:val="002B3D0F"/>
-  </w:style>
-  <w:style w:type="paragraph" w:customStyle="1" w:styleId="C2C6E8CFE402417792449DD350CA7FF6">
-    <w:name w:val="C2C6E8CFE402417792449DD350CA7FF6"/>
-    <w:rsid w:val="001D6F72"/>
-  </w:style>
-  <w:style w:type="paragraph" w:customStyle="1" w:styleId="14832D90E4D149AC9BEC5FDB96A539F0">
-    <w:name w:val="14832D90E4D149AC9BEC5FDB96A539F0"/>
-    <w:rsid w:val="001D6F72"/>
-  </w:style>
-  <w:style w:type="paragraph" w:customStyle="1" w:styleId="7DAADEC3A33040F888C62E8E787FEC37">
-    <w:name w:val="7DAADEC3A33040F888C62E8E787FEC37"/>
-    <w:rsid w:val="001D6F72"/>
-  </w:style>
-  <w:style w:type="paragraph" w:customStyle="1" w:styleId="735C4946B7C144C484CE19791DA47357">
-    <w:name w:val="735C4946B7C144C484CE19791DA47357"/>
-    <w:rsid w:val="001D6F72"/>
-  </w:style>
-  <w:style w:type="paragraph" w:customStyle="1" w:styleId="C5B8F2569C254D41BA53E3C18A1AD9D3">
-    <w:name w:val="C5B8F2569C254D41BA53E3C18A1AD9D3"/>
-    <w:rsid w:val="001D6F72"/>
-  </w:style>
   <w:style w:type="paragraph" w:customStyle="1" w:styleId="893FFD0A8A3B4ACDB97477BB182A5FA5">
     <w:name w:val="893FFD0A8A3B4ACDB97477BB182A5FA5"/>
-    <w:rsid w:val="001D6F72"/>
-  </w:style>
-  <w:style w:type="paragraph" w:customStyle="1" w:styleId="9C6806F400184C19A4A25D55F0FADEEE">
-    <w:name w:val="9C6806F400184C19A4A25D55F0FADEEE"/>
-    <w:rsid w:val="001D6F72"/>
-  </w:style>
-  <w:style w:type="paragraph" w:customStyle="1" w:styleId="142A4718E1D14664819BB924FB1FEF7A">
-    <w:name w:val="142A4718E1D14664819BB924FB1FEF7A"/>
     <w:rsid w:val="001D6F72"/>
   </w:style>
 </w:styles>
